--- a/ai_automation/m1_automation_using_make_dot_com.docx
+++ b/ai_automation/m1_automation_using_make_dot_com.docx
@@ -7,17 +7,17 @@
         <w:jc w:val="center"/>
         <w:rPr>
           <w:rFonts w:ascii="Calibri" w:hAnsi="Calibri" w:cs="Calibri"/>
-          <w:sz w:val="36"/>
-          <w:szCs w:val="36"/>
-        </w:rPr>
-      </w:pPr>
-      <w:r>
-        <w:rPr>
-          <w:rFonts w:ascii="Calibri" w:hAnsi="Calibri" w:cs="Calibri"/>
-          <w:b/>
-          <w:bCs/>
-          <w:sz w:val="44"/>
-          <w:szCs w:val="44"/>
+          <w:sz w:val="34"/>
+          <w:szCs w:val="34"/>
+        </w:rPr>
+      </w:pPr>
+      <w:r>
+        <w:rPr>
+          <w:rFonts w:ascii="Calibri" w:hAnsi="Calibri" w:cs="Calibri"/>
+          <w:b/>
+          <w:bCs/>
+          <w:sz w:val="42"/>
+          <w:szCs w:val="42"/>
         </w:rPr>
         <w:t>INDEX</w:t>
       </w:r>
@@ -65,17 +65,17 @@
           <w:rFonts w:ascii="Calibri" w:hAnsi="Calibri" w:cs="Calibri"/>
           <w:b/>
           <w:bCs/>
-          <w:sz w:val="36"/>
-          <w:szCs w:val="36"/>
-        </w:rPr>
-      </w:pPr>
-      <w:r>
-        <w:rPr>
-          <w:rFonts w:ascii="Calibri" w:hAnsi="Calibri" w:cs="Calibri"/>
-          <w:b/>
-          <w:bCs/>
-          <w:sz w:val="36"/>
-          <w:szCs w:val="36"/>
+          <w:sz w:val="34"/>
+          <w:szCs w:val="34"/>
+        </w:rPr>
+      </w:pPr>
+      <w:r>
+        <w:rPr>
+          <w:rFonts w:ascii="Calibri" w:hAnsi="Calibri" w:cs="Calibri"/>
+          <w:b/>
+          <w:bCs/>
+          <w:sz w:val="34"/>
+          <w:szCs w:val="34"/>
         </w:rPr>
         <w:lastRenderedPageBreak/>
         <w:t>Create Account in Make.com:</w:t>
@@ -86,15 +86,15 @@
         <w:jc w:val="both"/>
         <w:rPr>
           <w:rFonts w:ascii="Calibri" w:hAnsi="Calibri" w:cs="Calibri"/>
-          <w:sz w:val="36"/>
-          <w:szCs w:val="36"/>
-        </w:rPr>
-      </w:pPr>
-      <w:r>
-        <w:rPr>
-          <w:rFonts w:ascii="Calibri" w:hAnsi="Calibri" w:cs="Calibri"/>
-          <w:sz w:val="36"/>
-          <w:szCs w:val="36"/>
+          <w:sz w:val="34"/>
+          <w:szCs w:val="34"/>
+        </w:rPr>
+      </w:pPr>
+      <w:r>
+        <w:rPr>
+          <w:rFonts w:ascii="Calibri" w:hAnsi="Calibri" w:cs="Calibri"/>
+          <w:sz w:val="34"/>
+          <w:szCs w:val="34"/>
         </w:rPr>
         <w:t># Unlike n8n its free but credit-based system so if we run out of credit our workflow stops. Login as usual</w:t>
       </w:r>
@@ -104,29 +104,29 @@
         <w:jc w:val="both"/>
         <w:rPr>
           <w:rFonts w:ascii="Calibri" w:hAnsi="Calibri" w:cs="Calibri"/>
-          <w:sz w:val="36"/>
-          <w:szCs w:val="36"/>
-        </w:rPr>
-      </w:pPr>
-    </w:p>
-    <w:p>
-      <w:pPr>
-        <w:jc w:val="both"/>
-        <w:rPr>
-          <w:rFonts w:ascii="Calibri" w:hAnsi="Calibri" w:cs="Calibri"/>
-          <w:b/>
-          <w:bCs/>
-          <w:sz w:val="36"/>
-          <w:szCs w:val="36"/>
-        </w:rPr>
-      </w:pPr>
-      <w:r>
-        <w:rPr>
-          <w:rFonts w:ascii="Calibri" w:hAnsi="Calibri" w:cs="Calibri"/>
-          <w:b/>
-          <w:bCs/>
-          <w:sz w:val="36"/>
-          <w:szCs w:val="36"/>
+          <w:sz w:val="34"/>
+          <w:szCs w:val="34"/>
+        </w:rPr>
+      </w:pPr>
+    </w:p>
+    <w:p>
+      <w:pPr>
+        <w:jc w:val="both"/>
+        <w:rPr>
+          <w:rFonts w:ascii="Calibri" w:hAnsi="Calibri" w:cs="Calibri"/>
+          <w:b/>
+          <w:bCs/>
+          <w:sz w:val="34"/>
+          <w:szCs w:val="34"/>
+        </w:rPr>
+      </w:pPr>
+      <w:r>
+        <w:rPr>
+          <w:rFonts w:ascii="Calibri" w:hAnsi="Calibri" w:cs="Calibri"/>
+          <w:b/>
+          <w:bCs/>
+          <w:sz w:val="34"/>
+          <w:szCs w:val="34"/>
         </w:rPr>
         <w:t>Meeting Schedule Agent using Make.com (with Google F</w:t>
       </w:r>
@@ -135,8 +135,8 @@
           <w:rFonts w:ascii="Calibri" w:hAnsi="Calibri" w:cs="Calibri"/>
           <w:b/>
           <w:bCs/>
-          <w:sz w:val="36"/>
-          <w:szCs w:val="36"/>
+          <w:sz w:val="34"/>
+          <w:szCs w:val="34"/>
         </w:rPr>
         <w:t>orm</w:t>
       </w:r>
@@ -145,8 +145,8 @@
           <w:rFonts w:ascii="Calibri" w:hAnsi="Calibri" w:cs="Calibri"/>
           <w:b/>
           <w:bCs/>
-          <w:sz w:val="36"/>
-          <w:szCs w:val="36"/>
+          <w:sz w:val="34"/>
+          <w:szCs w:val="34"/>
         </w:rPr>
         <w:t>):</w:t>
       </w:r>
@@ -156,23 +156,23 @@
         <w:jc w:val="both"/>
         <w:rPr>
           <w:rFonts w:ascii="Calibri" w:hAnsi="Calibri" w:cs="Calibri"/>
-          <w:sz w:val="36"/>
-          <w:szCs w:val="36"/>
-        </w:rPr>
-      </w:pPr>
-      <w:r>
-        <w:rPr>
-          <w:rFonts w:ascii="Calibri" w:hAnsi="Calibri" w:cs="Calibri"/>
-          <w:sz w:val="36"/>
-          <w:szCs w:val="36"/>
+          <w:sz w:val="34"/>
+          <w:szCs w:val="34"/>
+        </w:rPr>
+      </w:pPr>
+      <w:r>
+        <w:rPr>
+          <w:rFonts w:ascii="Calibri" w:hAnsi="Calibri" w:cs="Calibri"/>
+          <w:sz w:val="34"/>
+          <w:szCs w:val="34"/>
         </w:rPr>
         <w:t xml:space="preserve"># First </w:t>
       </w:r>
       <w:r>
         <w:rPr>
           <w:rFonts w:ascii="Calibri" w:hAnsi="Calibri" w:cs="Calibri"/>
-          <w:sz w:val="36"/>
-          <w:szCs w:val="36"/>
+          <w:sz w:val="34"/>
+          <w:szCs w:val="34"/>
         </w:rPr>
         <w:t xml:space="preserve">go to dashboard and click on </w:t>
       </w:r>
@@ -181,16 +181,16 @@
           <w:rFonts w:ascii="Calibri" w:hAnsi="Calibri" w:cs="Calibri"/>
           <w:b/>
           <w:bCs/>
-          <w:sz w:val="36"/>
-          <w:szCs w:val="36"/>
+          <w:sz w:val="34"/>
+          <w:szCs w:val="34"/>
         </w:rPr>
         <w:t>Create Scenario</w:t>
       </w:r>
       <w:r>
         <w:rPr>
           <w:rFonts w:ascii="Calibri" w:hAnsi="Calibri" w:cs="Calibri"/>
-          <w:sz w:val="36"/>
-          <w:szCs w:val="36"/>
+          <w:sz w:val="34"/>
+          <w:szCs w:val="34"/>
         </w:rPr>
         <w:t>.</w:t>
       </w:r>
@@ -200,25 +200,25 @@
         <w:jc w:val="both"/>
         <w:rPr>
           <w:rFonts w:ascii="Calibri" w:hAnsi="Calibri" w:cs="Calibri"/>
-          <w:sz w:val="36"/>
-          <w:szCs w:val="36"/>
-        </w:rPr>
-      </w:pPr>
-    </w:p>
-    <w:p>
-      <w:pPr>
-        <w:jc w:val="both"/>
-        <w:rPr>
-          <w:rFonts w:ascii="Calibri" w:hAnsi="Calibri" w:cs="Calibri"/>
-          <w:sz w:val="36"/>
-          <w:szCs w:val="36"/>
-        </w:rPr>
-      </w:pPr>
-      <w:r>
-        <w:rPr>
-          <w:rFonts w:ascii="Calibri" w:hAnsi="Calibri" w:cs="Calibri"/>
-          <w:sz w:val="36"/>
-          <w:szCs w:val="36"/>
+          <w:sz w:val="34"/>
+          <w:szCs w:val="34"/>
+        </w:rPr>
+      </w:pPr>
+    </w:p>
+    <w:p>
+      <w:pPr>
+        <w:jc w:val="both"/>
+        <w:rPr>
+          <w:rFonts w:ascii="Calibri" w:hAnsi="Calibri" w:cs="Calibri"/>
+          <w:sz w:val="34"/>
+          <w:szCs w:val="34"/>
+        </w:rPr>
+      </w:pPr>
+      <w:r>
+        <w:rPr>
+          <w:rFonts w:ascii="Calibri" w:hAnsi="Calibri" w:cs="Calibri"/>
+          <w:sz w:val="34"/>
+          <w:szCs w:val="34"/>
         </w:rPr>
         <w:t>Step-1, Create Google Form:</w:t>
       </w:r>
@@ -228,55 +228,55 @@
         <w:jc w:val="both"/>
         <w:rPr>
           <w:rFonts w:ascii="Calibri" w:hAnsi="Calibri" w:cs="Calibri"/>
-          <w:sz w:val="36"/>
-          <w:szCs w:val="36"/>
-        </w:rPr>
-      </w:pPr>
-      <w:r>
-        <w:rPr>
-          <w:rFonts w:ascii="Calibri" w:hAnsi="Calibri" w:cs="Calibri"/>
-          <w:sz w:val="36"/>
-          <w:szCs w:val="36"/>
+          <w:sz w:val="34"/>
+          <w:szCs w:val="34"/>
+        </w:rPr>
+      </w:pPr>
+      <w:r>
+        <w:rPr>
+          <w:rFonts w:ascii="Calibri" w:hAnsi="Calibri" w:cs="Calibri"/>
+          <w:sz w:val="34"/>
+          <w:szCs w:val="34"/>
         </w:rPr>
         <w:t># Go to Google Form and create a form where we take info</w:t>
       </w:r>
       <w:r>
         <w:rPr>
           <w:rFonts w:ascii="Calibri" w:hAnsi="Calibri" w:cs="Calibri"/>
-          <w:sz w:val="36"/>
-          <w:szCs w:val="36"/>
+          <w:sz w:val="34"/>
+          <w:szCs w:val="34"/>
         </w:rPr>
         <w:t xml:space="preserve"> like name, email address, topic of the meeting, date and time. Then</w:t>
       </w:r>
       <w:r>
         <w:rPr>
           <w:rFonts w:ascii="Calibri" w:hAnsi="Calibri" w:cs="Calibri"/>
-          <w:sz w:val="36"/>
-          <w:szCs w:val="36"/>
+          <w:sz w:val="34"/>
+          <w:szCs w:val="34"/>
         </w:rPr>
         <w:t xml:space="preserve"> publish the</w:t>
       </w:r>
       <w:r>
         <w:rPr>
           <w:rFonts w:ascii="Calibri" w:hAnsi="Calibri" w:cs="Calibri"/>
-          <w:sz w:val="36"/>
-          <w:szCs w:val="36"/>
+          <w:sz w:val="34"/>
+          <w:szCs w:val="34"/>
         </w:rPr>
         <w:t xml:space="preserve"> form </w:t>
       </w:r>
       <w:r>
         <w:rPr>
           <w:rFonts w:ascii="Calibri" w:hAnsi="Calibri" w:cs="Calibri"/>
-          <w:sz w:val="36"/>
-          <w:szCs w:val="36"/>
+          <w:sz w:val="34"/>
+          <w:szCs w:val="34"/>
         </w:rPr>
         <w:t>and share shortened link</w:t>
       </w:r>
       <w:r>
         <w:rPr>
           <w:rFonts w:ascii="Calibri" w:hAnsi="Calibri" w:cs="Calibri"/>
-          <w:sz w:val="36"/>
-          <w:szCs w:val="36"/>
+          <w:sz w:val="34"/>
+          <w:szCs w:val="34"/>
         </w:rPr>
         <w:t xml:space="preserve">. Then in </w:t>
       </w:r>
@@ -285,16 +285,16 @@
           <w:rFonts w:ascii="Calibri" w:hAnsi="Calibri" w:cs="Calibri"/>
           <w:b/>
           <w:bCs/>
-          <w:sz w:val="36"/>
-          <w:szCs w:val="36"/>
+          <w:sz w:val="34"/>
+          <w:szCs w:val="34"/>
         </w:rPr>
         <w:t>Responses</w:t>
       </w:r>
       <w:r>
         <w:rPr>
           <w:rFonts w:ascii="Calibri" w:hAnsi="Calibri" w:cs="Calibri"/>
-          <w:sz w:val="36"/>
-          <w:szCs w:val="36"/>
+          <w:sz w:val="34"/>
+          <w:szCs w:val="34"/>
         </w:rPr>
         <w:t xml:space="preserve"> click on </w:t>
       </w:r>
@@ -303,64 +303,64 @@
           <w:rFonts w:ascii="Calibri" w:hAnsi="Calibri" w:cs="Calibri"/>
           <w:b/>
           <w:bCs/>
-          <w:sz w:val="36"/>
-          <w:szCs w:val="36"/>
+          <w:sz w:val="34"/>
+          <w:szCs w:val="34"/>
         </w:rPr>
         <w:t>Link to Sheets</w:t>
       </w:r>
       <w:r>
         <w:rPr>
           <w:rFonts w:ascii="Calibri" w:hAnsi="Calibri" w:cs="Calibri"/>
-          <w:sz w:val="36"/>
-          <w:szCs w:val="36"/>
+          <w:sz w:val="34"/>
+          <w:szCs w:val="34"/>
         </w:rPr>
         <w:t xml:space="preserve"> </w:t>
       </w:r>
       <w:r>
         <w:rPr>
           <w:rFonts w:ascii="Calibri" w:hAnsi="Calibri" w:cs="Calibri"/>
-          <w:sz w:val="36"/>
-          <w:szCs w:val="36"/>
+          <w:sz w:val="34"/>
+          <w:szCs w:val="34"/>
         </w:rPr>
         <w:t>and select create new spread sheet and set its name. S</w:t>
       </w:r>
       <w:r>
         <w:rPr>
           <w:rFonts w:ascii="Calibri" w:hAnsi="Calibri" w:cs="Calibri"/>
-          <w:sz w:val="36"/>
-          <w:szCs w:val="36"/>
+          <w:sz w:val="34"/>
+          <w:szCs w:val="34"/>
         </w:rPr>
         <w:t>o</w:t>
       </w:r>
       <w:r>
         <w:rPr>
           <w:rFonts w:ascii="Calibri" w:hAnsi="Calibri" w:cs="Calibri"/>
-          <w:sz w:val="36"/>
-          <w:szCs w:val="36"/>
+          <w:sz w:val="34"/>
+          <w:szCs w:val="34"/>
         </w:rPr>
         <w:t>,</w:t>
       </w:r>
       <w:r>
         <w:rPr>
           <w:rFonts w:ascii="Calibri" w:hAnsi="Calibri" w:cs="Calibri"/>
-          <w:sz w:val="36"/>
-          <w:szCs w:val="36"/>
+          <w:sz w:val="34"/>
+          <w:szCs w:val="34"/>
         </w:rPr>
         <w:t xml:space="preserve"> </w:t>
       </w:r>
       <w:r>
         <w:rPr>
           <w:rFonts w:ascii="Calibri" w:hAnsi="Calibri" w:cs="Calibri"/>
-          <w:sz w:val="36"/>
-          <w:szCs w:val="36"/>
+          <w:sz w:val="34"/>
+          <w:szCs w:val="34"/>
         </w:rPr>
         <w:t>responses are saved in a Google Sheet</w:t>
       </w:r>
       <w:r>
         <w:rPr>
           <w:rFonts w:ascii="Calibri" w:hAnsi="Calibri" w:cs="Calibri"/>
-          <w:sz w:val="36"/>
-          <w:szCs w:val="36"/>
+          <w:sz w:val="34"/>
+          <w:szCs w:val="34"/>
         </w:rPr>
         <w:t xml:space="preserve"> (to that name)</w:t>
       </w:r>
@@ -370,57 +370,57 @@
         <w:jc w:val="both"/>
         <w:rPr>
           <w:rFonts w:ascii="Calibri" w:hAnsi="Calibri" w:cs="Calibri"/>
-          <w:sz w:val="36"/>
-          <w:szCs w:val="36"/>
-        </w:rPr>
-      </w:pPr>
-    </w:p>
-    <w:p>
-      <w:pPr>
-        <w:jc w:val="both"/>
-        <w:rPr>
-          <w:rFonts w:ascii="Calibri" w:hAnsi="Calibri" w:cs="Calibri"/>
-          <w:sz w:val="36"/>
-          <w:szCs w:val="36"/>
-        </w:rPr>
-      </w:pPr>
-      <w:r>
-        <w:rPr>
-          <w:rFonts w:ascii="Calibri" w:hAnsi="Calibri" w:cs="Calibri"/>
-          <w:sz w:val="36"/>
-          <w:szCs w:val="36"/>
+          <w:sz w:val="34"/>
+          <w:szCs w:val="34"/>
+        </w:rPr>
+      </w:pPr>
+    </w:p>
+    <w:p>
+      <w:pPr>
+        <w:jc w:val="both"/>
+        <w:rPr>
+          <w:rFonts w:ascii="Calibri" w:hAnsi="Calibri" w:cs="Calibri"/>
+          <w:sz w:val="34"/>
+          <w:szCs w:val="34"/>
+        </w:rPr>
+      </w:pPr>
+      <w:r>
+        <w:rPr>
+          <w:rFonts w:ascii="Calibri" w:hAnsi="Calibri" w:cs="Calibri"/>
+          <w:sz w:val="34"/>
+          <w:szCs w:val="34"/>
         </w:rPr>
         <w:t>Step-</w:t>
       </w:r>
       <w:r>
         <w:rPr>
           <w:rFonts w:ascii="Calibri" w:hAnsi="Calibri" w:cs="Calibri"/>
-          <w:sz w:val="36"/>
-          <w:szCs w:val="36"/>
+          <w:sz w:val="34"/>
+          <w:szCs w:val="34"/>
         </w:rPr>
         <w:t>2</w:t>
       </w:r>
       <w:r>
         <w:rPr>
           <w:rFonts w:ascii="Calibri" w:hAnsi="Calibri" w:cs="Calibri"/>
-          <w:sz w:val="36"/>
-          <w:szCs w:val="36"/>
+          <w:sz w:val="34"/>
+          <w:szCs w:val="34"/>
         </w:rPr>
         <w:t xml:space="preserve">, Add </w:t>
       </w:r>
       <w:r>
         <w:rPr>
           <w:rFonts w:ascii="Calibri" w:hAnsi="Calibri" w:cs="Calibri"/>
-          <w:sz w:val="36"/>
-          <w:szCs w:val="36"/>
+          <w:sz w:val="34"/>
+          <w:szCs w:val="34"/>
         </w:rPr>
         <w:t xml:space="preserve">and Set up </w:t>
       </w:r>
       <w:r>
         <w:rPr>
           <w:rFonts w:ascii="Calibri" w:hAnsi="Calibri" w:cs="Calibri"/>
-          <w:sz w:val="36"/>
-          <w:szCs w:val="36"/>
+          <w:sz w:val="34"/>
+          <w:szCs w:val="34"/>
         </w:rPr>
         <w:t>Google Sheets:</w:t>
       </w:r>
@@ -430,23 +430,23 @@
         <w:jc w:val="both"/>
         <w:rPr>
           <w:rFonts w:ascii="Calibri" w:hAnsi="Calibri" w:cs="Calibri"/>
-          <w:sz w:val="36"/>
-          <w:szCs w:val="36"/>
-        </w:rPr>
-      </w:pPr>
-      <w:r>
-        <w:rPr>
-          <w:rFonts w:ascii="Calibri" w:hAnsi="Calibri" w:cs="Calibri"/>
-          <w:sz w:val="36"/>
-          <w:szCs w:val="36"/>
+          <w:sz w:val="34"/>
+          <w:szCs w:val="34"/>
+        </w:rPr>
+      </w:pPr>
+      <w:r>
+        <w:rPr>
+          <w:rFonts w:ascii="Calibri" w:hAnsi="Calibri" w:cs="Calibri"/>
+          <w:sz w:val="34"/>
+          <w:szCs w:val="34"/>
         </w:rPr>
         <w:t xml:space="preserve"># </w:t>
       </w:r>
       <w:r>
         <w:rPr>
           <w:rFonts w:ascii="Calibri" w:hAnsi="Calibri" w:cs="Calibri"/>
-          <w:sz w:val="36"/>
-          <w:szCs w:val="36"/>
+          <w:sz w:val="34"/>
+          <w:szCs w:val="34"/>
         </w:rPr>
         <w:t>Then click on “</w:t>
       </w:r>
@@ -455,24 +455,24 @@
           <w:rFonts w:ascii="Calibri" w:hAnsi="Calibri" w:cs="Calibri"/>
           <w:b/>
           <w:bCs/>
-          <w:sz w:val="36"/>
-          <w:szCs w:val="36"/>
+          <w:sz w:val="34"/>
+          <w:szCs w:val="34"/>
         </w:rPr>
         <w:t>+</w:t>
       </w:r>
       <w:r>
         <w:rPr>
           <w:rFonts w:ascii="Calibri" w:hAnsi="Calibri" w:cs="Calibri"/>
-          <w:sz w:val="36"/>
-          <w:szCs w:val="36"/>
+          <w:sz w:val="34"/>
+          <w:szCs w:val="34"/>
         </w:rPr>
         <w:t xml:space="preserve">” plus </w:t>
       </w:r>
       <w:r>
         <w:rPr>
           <w:rFonts w:ascii="Calibri" w:hAnsi="Calibri" w:cs="Calibri"/>
-          <w:sz w:val="36"/>
-          <w:szCs w:val="36"/>
+          <w:sz w:val="34"/>
+          <w:szCs w:val="34"/>
         </w:rPr>
         <w:t xml:space="preserve">icon and search for </w:t>
       </w:r>
@@ -481,32 +481,32 @@
           <w:rFonts w:ascii="Calibri" w:hAnsi="Calibri" w:cs="Calibri"/>
           <w:b/>
           <w:bCs/>
-          <w:sz w:val="36"/>
-          <w:szCs w:val="36"/>
+          <w:sz w:val="34"/>
+          <w:szCs w:val="34"/>
         </w:rPr>
         <w:t>Google Sheets</w:t>
       </w:r>
       <w:r>
         <w:rPr>
           <w:rFonts w:ascii="Calibri" w:hAnsi="Calibri" w:cs="Calibri"/>
-          <w:sz w:val="36"/>
-          <w:szCs w:val="36"/>
+          <w:sz w:val="34"/>
+          <w:szCs w:val="34"/>
         </w:rPr>
         <w:t xml:space="preserve"> and click on it</w:t>
       </w:r>
       <w:r>
         <w:rPr>
           <w:rFonts w:ascii="Calibri" w:hAnsi="Calibri" w:cs="Calibri"/>
-          <w:sz w:val="36"/>
-          <w:szCs w:val="36"/>
+          <w:sz w:val="34"/>
+          <w:szCs w:val="34"/>
         </w:rPr>
         <w:t>.</w:t>
       </w:r>
       <w:r>
         <w:rPr>
           <w:rFonts w:ascii="Calibri" w:hAnsi="Calibri" w:cs="Calibri"/>
-          <w:sz w:val="36"/>
-          <w:szCs w:val="36"/>
+          <w:sz w:val="34"/>
+          <w:szCs w:val="34"/>
         </w:rPr>
         <w:t xml:space="preserve"> We have to login to our account for authorization</w:t>
       </w:r>
@@ -516,23 +516,23 @@
         <w:jc w:val="both"/>
         <w:rPr>
           <w:rFonts w:ascii="Calibri" w:hAnsi="Calibri" w:cs="Calibri"/>
-          <w:sz w:val="36"/>
-          <w:szCs w:val="36"/>
-        </w:rPr>
-      </w:pPr>
-      <w:r>
-        <w:rPr>
-          <w:rFonts w:ascii="Calibri" w:hAnsi="Calibri" w:cs="Calibri"/>
-          <w:sz w:val="36"/>
-          <w:szCs w:val="36"/>
+          <w:sz w:val="34"/>
+          <w:szCs w:val="34"/>
+        </w:rPr>
+      </w:pPr>
+      <w:r>
+        <w:rPr>
+          <w:rFonts w:ascii="Calibri" w:hAnsi="Calibri" w:cs="Calibri"/>
+          <w:sz w:val="34"/>
+          <w:szCs w:val="34"/>
         </w:rPr>
         <w:t xml:space="preserve"># </w:t>
       </w:r>
       <w:r>
         <w:rPr>
           <w:rFonts w:ascii="Calibri" w:hAnsi="Calibri" w:cs="Calibri"/>
-          <w:sz w:val="36"/>
-          <w:szCs w:val="36"/>
+          <w:sz w:val="34"/>
+          <w:szCs w:val="34"/>
         </w:rPr>
         <w:t xml:space="preserve">Then in </w:t>
       </w:r>
@@ -541,16 +541,16 @@
           <w:rFonts w:ascii="Calibri" w:hAnsi="Calibri" w:cs="Calibri"/>
           <w:b/>
           <w:bCs/>
-          <w:sz w:val="36"/>
-          <w:szCs w:val="36"/>
+          <w:sz w:val="34"/>
+          <w:szCs w:val="34"/>
         </w:rPr>
         <w:t>Rows section</w:t>
       </w:r>
       <w:r>
         <w:rPr>
           <w:rFonts w:ascii="Calibri" w:hAnsi="Calibri" w:cs="Calibri"/>
-          <w:sz w:val="36"/>
-          <w:szCs w:val="36"/>
+          <w:sz w:val="34"/>
+          <w:szCs w:val="34"/>
         </w:rPr>
         <w:t xml:space="preserve">, select </w:t>
       </w:r>
@@ -559,8 +559,8 @@
           <w:rFonts w:ascii="Calibri" w:hAnsi="Calibri" w:cs="Calibri"/>
           <w:b/>
           <w:bCs/>
-          <w:sz w:val="36"/>
-          <w:szCs w:val="36"/>
+          <w:sz w:val="34"/>
+          <w:szCs w:val="34"/>
         </w:rPr>
         <w:t>W</w:t>
       </w:r>
@@ -569,24 +569,24 @@
           <w:rFonts w:ascii="Calibri" w:hAnsi="Calibri" w:cs="Calibri"/>
           <w:b/>
           <w:bCs/>
-          <w:sz w:val="36"/>
-          <w:szCs w:val="36"/>
+          <w:sz w:val="34"/>
+          <w:szCs w:val="34"/>
         </w:rPr>
         <w:t>atch New Rows</w:t>
       </w:r>
       <w:r>
         <w:rPr>
           <w:rFonts w:ascii="Calibri" w:hAnsi="Calibri" w:cs="Calibri"/>
-          <w:sz w:val="36"/>
-          <w:szCs w:val="36"/>
+          <w:sz w:val="34"/>
+          <w:szCs w:val="34"/>
         </w:rPr>
         <w:t xml:space="preserve"> (it’s a trigger and runs when new row is added)</w:t>
       </w:r>
       <w:r>
         <w:rPr>
           <w:rFonts w:ascii="Calibri" w:hAnsi="Calibri" w:cs="Calibri"/>
-          <w:sz w:val="36"/>
-          <w:szCs w:val="36"/>
+          <w:sz w:val="34"/>
+          <w:szCs w:val="34"/>
         </w:rPr>
         <w:t>.</w:t>
       </w:r>
@@ -596,31 +596,31 @@
         <w:jc w:val="both"/>
         <w:rPr>
           <w:rFonts w:ascii="Calibri" w:hAnsi="Calibri" w:cs="Calibri"/>
-          <w:sz w:val="36"/>
-          <w:szCs w:val="36"/>
-        </w:rPr>
-      </w:pPr>
-      <w:r>
-        <w:rPr>
-          <w:rFonts w:ascii="Calibri" w:hAnsi="Calibri" w:cs="Calibri"/>
-          <w:sz w:val="36"/>
-          <w:szCs w:val="36"/>
+          <w:sz w:val="34"/>
+          <w:szCs w:val="34"/>
+        </w:rPr>
+      </w:pPr>
+      <w:r>
+        <w:rPr>
+          <w:rFonts w:ascii="Calibri" w:hAnsi="Calibri" w:cs="Calibri"/>
+          <w:sz w:val="34"/>
+          <w:szCs w:val="34"/>
         </w:rPr>
         <w:t xml:space="preserve"># </w:t>
       </w:r>
       <w:r>
         <w:rPr>
           <w:rFonts w:ascii="Calibri" w:hAnsi="Calibri" w:cs="Calibri"/>
-          <w:sz w:val="36"/>
-          <w:szCs w:val="36"/>
+          <w:sz w:val="34"/>
+          <w:szCs w:val="34"/>
         </w:rPr>
         <w:t xml:space="preserve">After that </w:t>
       </w:r>
       <w:r>
         <w:rPr>
           <w:rFonts w:ascii="Calibri" w:hAnsi="Calibri" w:cs="Calibri"/>
-          <w:sz w:val="36"/>
-          <w:szCs w:val="36"/>
+          <w:sz w:val="34"/>
+          <w:szCs w:val="34"/>
         </w:rPr>
         <w:t xml:space="preserve">in </w:t>
       </w:r>
@@ -629,16 +629,16 @@
           <w:rFonts w:ascii="Calibri" w:hAnsi="Calibri" w:cs="Calibri"/>
           <w:b/>
           <w:bCs/>
-          <w:sz w:val="36"/>
-          <w:szCs w:val="36"/>
+          <w:sz w:val="34"/>
+          <w:szCs w:val="34"/>
         </w:rPr>
         <w:t>Connection</w:t>
       </w:r>
       <w:r>
         <w:rPr>
           <w:rFonts w:ascii="Calibri" w:hAnsi="Calibri" w:cs="Calibri"/>
-          <w:sz w:val="36"/>
-          <w:szCs w:val="36"/>
+          <w:sz w:val="34"/>
+          <w:szCs w:val="34"/>
         </w:rPr>
         <w:t xml:space="preserve"> section select</w:t>
       </w:r>
@@ -647,16 +647,16 @@
           <w:rFonts w:ascii="Calibri" w:hAnsi="Calibri" w:cs="Calibri"/>
           <w:b/>
           <w:bCs/>
-          <w:sz w:val="36"/>
-          <w:szCs w:val="36"/>
+          <w:sz w:val="34"/>
+          <w:szCs w:val="34"/>
         </w:rPr>
         <w:t xml:space="preserve"> My Google Connection</w:t>
       </w:r>
       <w:r>
         <w:rPr>
           <w:rFonts w:ascii="Calibri" w:hAnsi="Calibri" w:cs="Calibri"/>
-          <w:sz w:val="36"/>
-          <w:szCs w:val="36"/>
+          <w:sz w:val="34"/>
+          <w:szCs w:val="34"/>
         </w:rPr>
         <w:t xml:space="preserve"> (by default). Also:</w:t>
       </w:r>
@@ -671,17 +671,16 @@
         <w:jc w:val="both"/>
         <w:rPr>
           <w:rFonts w:ascii="Calibri" w:hAnsi="Calibri" w:cs="Calibri"/>
-          <w:sz w:val="36"/>
-          <w:szCs w:val="36"/>
-        </w:rPr>
-      </w:pPr>
-      <w:r>
-        <w:rPr>
-          <w:rFonts w:ascii="Calibri" w:hAnsi="Calibri" w:cs="Calibri"/>
-          <w:sz w:val="36"/>
-          <w:szCs w:val="36"/>
-        </w:rPr>
-        <w:lastRenderedPageBreak/>
+          <w:sz w:val="34"/>
+          <w:szCs w:val="34"/>
+        </w:rPr>
+      </w:pPr>
+      <w:r>
+        <w:rPr>
+          <w:rFonts w:ascii="Calibri" w:hAnsi="Calibri" w:cs="Calibri"/>
+          <w:sz w:val="34"/>
+          <w:szCs w:val="34"/>
+        </w:rPr>
         <w:t xml:space="preserve">In </w:t>
       </w:r>
       <w:r>
@@ -689,8 +688,8 @@
           <w:rFonts w:ascii="Calibri" w:hAnsi="Calibri" w:cs="Calibri"/>
           <w:b/>
           <w:bCs/>
-          <w:sz w:val="36"/>
-          <w:szCs w:val="36"/>
+          <w:sz w:val="34"/>
+          <w:szCs w:val="34"/>
         </w:rPr>
         <w:t>S</w:t>
       </w:r>
@@ -699,16 +698,16 @@
           <w:rFonts w:ascii="Calibri" w:hAnsi="Calibri" w:cs="Calibri"/>
           <w:b/>
           <w:bCs/>
-          <w:sz w:val="36"/>
-          <w:szCs w:val="36"/>
+          <w:sz w:val="34"/>
+          <w:szCs w:val="34"/>
         </w:rPr>
         <w:t>earch Method</w:t>
       </w:r>
       <w:r>
         <w:rPr>
           <w:rFonts w:ascii="Calibri" w:hAnsi="Calibri" w:cs="Calibri"/>
-          <w:sz w:val="36"/>
-          <w:szCs w:val="36"/>
+          <w:sz w:val="34"/>
+          <w:szCs w:val="34"/>
         </w:rPr>
         <w:t xml:space="preserve"> select </w:t>
       </w:r>
@@ -717,16 +716,16 @@
           <w:rFonts w:ascii="Calibri" w:hAnsi="Calibri" w:cs="Calibri"/>
           <w:b/>
           <w:bCs/>
-          <w:sz w:val="36"/>
-          <w:szCs w:val="36"/>
+          <w:sz w:val="34"/>
+          <w:szCs w:val="34"/>
         </w:rPr>
         <w:t>Search by path</w:t>
       </w:r>
       <w:r>
         <w:rPr>
           <w:rFonts w:ascii="Calibri" w:hAnsi="Calibri" w:cs="Calibri"/>
-          <w:sz w:val="36"/>
-          <w:szCs w:val="36"/>
+          <w:sz w:val="34"/>
+          <w:szCs w:val="34"/>
         </w:rPr>
         <w:t xml:space="preserve"> (by default)</w:t>
       </w:r>
@@ -741,15 +740,15 @@
         <w:jc w:val="both"/>
         <w:rPr>
           <w:rFonts w:ascii="Calibri" w:hAnsi="Calibri" w:cs="Calibri"/>
-          <w:sz w:val="36"/>
-          <w:szCs w:val="36"/>
-        </w:rPr>
-      </w:pPr>
-      <w:r>
-        <w:rPr>
-          <w:rFonts w:ascii="Calibri" w:hAnsi="Calibri" w:cs="Calibri"/>
-          <w:sz w:val="36"/>
-          <w:szCs w:val="36"/>
+          <w:sz w:val="34"/>
+          <w:szCs w:val="34"/>
+        </w:rPr>
+      </w:pPr>
+      <w:r>
+        <w:rPr>
+          <w:rFonts w:ascii="Calibri" w:hAnsi="Calibri" w:cs="Calibri"/>
+          <w:sz w:val="34"/>
+          <w:szCs w:val="34"/>
         </w:rPr>
         <w:t>In</w:t>
       </w:r>
@@ -758,16 +757,16 @@
           <w:rFonts w:ascii="Calibri" w:hAnsi="Calibri" w:cs="Calibri"/>
           <w:b/>
           <w:bCs/>
-          <w:sz w:val="36"/>
-          <w:szCs w:val="36"/>
+          <w:sz w:val="34"/>
+          <w:szCs w:val="34"/>
         </w:rPr>
         <w:t xml:space="preserve"> Drive</w:t>
       </w:r>
       <w:r>
         <w:rPr>
           <w:rFonts w:ascii="Calibri" w:hAnsi="Calibri" w:cs="Calibri"/>
-          <w:sz w:val="36"/>
-          <w:szCs w:val="36"/>
+          <w:sz w:val="34"/>
+          <w:szCs w:val="34"/>
         </w:rPr>
         <w:t xml:space="preserve"> select </w:t>
       </w:r>
@@ -776,16 +775,16 @@
           <w:rFonts w:ascii="Calibri" w:hAnsi="Calibri" w:cs="Calibri"/>
           <w:b/>
           <w:bCs/>
-          <w:sz w:val="36"/>
-          <w:szCs w:val="36"/>
+          <w:sz w:val="34"/>
+          <w:szCs w:val="34"/>
         </w:rPr>
         <w:t>My Drive</w:t>
       </w:r>
       <w:r>
         <w:rPr>
           <w:rFonts w:ascii="Calibri" w:hAnsi="Calibri" w:cs="Calibri"/>
-          <w:sz w:val="36"/>
-          <w:szCs w:val="36"/>
+          <w:sz w:val="34"/>
+          <w:szCs w:val="34"/>
         </w:rPr>
         <w:t xml:space="preserve"> (default)</w:t>
       </w:r>
@@ -800,16 +799,17 @@
         <w:jc w:val="both"/>
         <w:rPr>
           <w:rFonts w:ascii="Calibri" w:hAnsi="Calibri" w:cs="Calibri"/>
-          <w:sz w:val="36"/>
-          <w:szCs w:val="36"/>
-        </w:rPr>
-      </w:pPr>
-      <w:r>
-        <w:rPr>
-          <w:rFonts w:ascii="Calibri" w:hAnsi="Calibri" w:cs="Calibri"/>
-          <w:sz w:val="36"/>
-          <w:szCs w:val="36"/>
-        </w:rPr>
+          <w:sz w:val="34"/>
+          <w:szCs w:val="34"/>
+        </w:rPr>
+      </w:pPr>
+      <w:r>
+        <w:rPr>
+          <w:rFonts w:ascii="Calibri" w:hAnsi="Calibri" w:cs="Calibri"/>
+          <w:sz w:val="34"/>
+          <w:szCs w:val="34"/>
+        </w:rPr>
+        <w:lastRenderedPageBreak/>
         <w:t xml:space="preserve">In </w:t>
       </w:r>
       <w:r>
@@ -817,48 +817,48 @@
           <w:rFonts w:ascii="Calibri" w:hAnsi="Calibri" w:cs="Calibri"/>
           <w:b/>
           <w:bCs/>
-          <w:sz w:val="36"/>
-          <w:szCs w:val="36"/>
+          <w:sz w:val="34"/>
+          <w:szCs w:val="34"/>
         </w:rPr>
         <w:t xml:space="preserve">Spread ID </w:t>
       </w:r>
       <w:r>
         <w:rPr>
           <w:rFonts w:ascii="Calibri" w:hAnsi="Calibri" w:cs="Calibri"/>
-          <w:sz w:val="36"/>
-          <w:szCs w:val="36"/>
+          <w:sz w:val="34"/>
+          <w:szCs w:val="34"/>
         </w:rPr>
         <w:t xml:space="preserve">select </w:t>
       </w:r>
       <w:r>
         <w:rPr>
           <w:rFonts w:ascii="Calibri" w:hAnsi="Calibri" w:cs="Calibri"/>
-          <w:sz w:val="36"/>
-          <w:szCs w:val="36"/>
+          <w:sz w:val="34"/>
+          <w:szCs w:val="34"/>
         </w:rPr>
         <w:t>our sheet name (responses</w:t>
       </w:r>
       <w:r>
         <w:rPr>
           <w:rFonts w:ascii="Calibri" w:hAnsi="Calibri" w:cs="Calibri"/>
-          <w:sz w:val="36"/>
-          <w:szCs w:val="36"/>
+          <w:sz w:val="34"/>
+          <w:szCs w:val="34"/>
         </w:rPr>
         <w:t xml:space="preserve"> sheet which are</w:t>
       </w:r>
       <w:r>
         <w:rPr>
           <w:rFonts w:ascii="Calibri" w:hAnsi="Calibri" w:cs="Calibri"/>
-          <w:sz w:val="36"/>
-          <w:szCs w:val="36"/>
+          <w:sz w:val="34"/>
+          <w:szCs w:val="34"/>
         </w:rPr>
         <w:t xml:space="preserve"> coming from the form</w:t>
       </w:r>
       <w:r>
         <w:rPr>
           <w:rFonts w:ascii="Calibri" w:hAnsi="Calibri" w:cs="Calibri"/>
-          <w:sz w:val="36"/>
-          <w:szCs w:val="36"/>
+          <w:sz w:val="34"/>
+          <w:szCs w:val="34"/>
         </w:rPr>
         <w:t>)</w:t>
       </w:r>
@@ -873,15 +873,15 @@
         <w:jc w:val="both"/>
         <w:rPr>
           <w:rFonts w:ascii="Calibri" w:hAnsi="Calibri" w:cs="Calibri"/>
-          <w:sz w:val="36"/>
-          <w:szCs w:val="36"/>
-        </w:rPr>
-      </w:pPr>
-      <w:r>
-        <w:rPr>
-          <w:rFonts w:ascii="Calibri" w:hAnsi="Calibri" w:cs="Calibri"/>
-          <w:sz w:val="36"/>
-          <w:szCs w:val="36"/>
+          <w:sz w:val="34"/>
+          <w:szCs w:val="34"/>
+        </w:rPr>
+      </w:pPr>
+      <w:r>
+        <w:rPr>
+          <w:rFonts w:ascii="Calibri" w:hAnsi="Calibri" w:cs="Calibri"/>
+          <w:sz w:val="34"/>
+          <w:szCs w:val="34"/>
         </w:rPr>
         <w:t xml:space="preserve">In </w:t>
       </w:r>
@@ -890,16 +890,16 @@
           <w:rFonts w:ascii="Calibri" w:hAnsi="Calibri" w:cs="Calibri"/>
           <w:b/>
           <w:bCs/>
-          <w:sz w:val="36"/>
-          <w:szCs w:val="36"/>
+          <w:sz w:val="34"/>
+          <w:szCs w:val="34"/>
         </w:rPr>
         <w:t>Sheet Name</w:t>
       </w:r>
       <w:r>
         <w:rPr>
           <w:rFonts w:ascii="Calibri" w:hAnsi="Calibri" w:cs="Calibri"/>
-          <w:sz w:val="36"/>
-          <w:szCs w:val="36"/>
+          <w:sz w:val="34"/>
+          <w:szCs w:val="34"/>
         </w:rPr>
         <w:t xml:space="preserve"> select </w:t>
       </w:r>
@@ -908,8 +908,8 @@
           <w:rFonts w:ascii="Calibri" w:hAnsi="Calibri" w:cs="Calibri"/>
           <w:b/>
           <w:bCs/>
-          <w:sz w:val="36"/>
-          <w:szCs w:val="36"/>
+          <w:sz w:val="34"/>
+          <w:szCs w:val="34"/>
         </w:rPr>
         <w:t>Fo</w:t>
       </w:r>
@@ -918,8 +918,8 @@
           <w:rFonts w:ascii="Calibri" w:hAnsi="Calibri" w:cs="Calibri"/>
           <w:b/>
           <w:bCs/>
-          <w:sz w:val="36"/>
-          <w:szCs w:val="36"/>
+          <w:sz w:val="34"/>
+          <w:szCs w:val="34"/>
         </w:rPr>
         <w:t>r</w:t>
       </w:r>
@@ -928,16 +928,16 @@
           <w:rFonts w:ascii="Calibri" w:hAnsi="Calibri" w:cs="Calibri"/>
           <w:b/>
           <w:bCs/>
-          <w:sz w:val="36"/>
-          <w:szCs w:val="36"/>
+          <w:sz w:val="34"/>
+          <w:szCs w:val="34"/>
         </w:rPr>
         <w:t>m Responses1</w:t>
       </w:r>
       <w:r>
         <w:rPr>
           <w:rFonts w:ascii="Calibri" w:hAnsi="Calibri" w:cs="Calibri"/>
-          <w:sz w:val="36"/>
-          <w:szCs w:val="36"/>
+          <w:sz w:val="34"/>
+          <w:szCs w:val="34"/>
         </w:rPr>
         <w:t xml:space="preserve"> (default)</w:t>
       </w:r>
@@ -952,15 +952,15 @@
         <w:jc w:val="both"/>
         <w:rPr>
           <w:rFonts w:ascii="Calibri" w:hAnsi="Calibri" w:cs="Calibri"/>
-          <w:sz w:val="36"/>
-          <w:szCs w:val="36"/>
-        </w:rPr>
-      </w:pPr>
-      <w:r>
-        <w:rPr>
-          <w:rFonts w:ascii="Calibri" w:hAnsi="Calibri" w:cs="Calibri"/>
-          <w:sz w:val="36"/>
-          <w:szCs w:val="36"/>
+          <w:sz w:val="34"/>
+          <w:szCs w:val="34"/>
+        </w:rPr>
+      </w:pPr>
+      <w:r>
+        <w:rPr>
+          <w:rFonts w:ascii="Calibri" w:hAnsi="Calibri" w:cs="Calibri"/>
+          <w:sz w:val="34"/>
+          <w:szCs w:val="34"/>
         </w:rPr>
         <w:t>In</w:t>
       </w:r>
@@ -969,24 +969,24 @@
           <w:rFonts w:ascii="Calibri" w:hAnsi="Calibri" w:cs="Calibri"/>
           <w:b/>
           <w:bCs/>
-          <w:sz w:val="36"/>
-          <w:szCs w:val="36"/>
+          <w:sz w:val="34"/>
+          <w:szCs w:val="34"/>
         </w:rPr>
         <w:t xml:space="preserve"> Row with headers</w:t>
       </w:r>
       <w:r>
         <w:rPr>
           <w:rFonts w:ascii="Calibri" w:hAnsi="Calibri" w:cs="Calibri"/>
-          <w:sz w:val="36"/>
-          <w:szCs w:val="36"/>
+          <w:sz w:val="34"/>
+          <w:szCs w:val="34"/>
         </w:rPr>
         <w:t xml:space="preserve"> select the rows we need from the responses in this case all so</w:t>
       </w:r>
       <w:r>
         <w:rPr>
           <w:rFonts w:ascii="Calibri" w:hAnsi="Calibri" w:cs="Calibri"/>
-          <w:sz w:val="36"/>
-          <w:szCs w:val="36"/>
+          <w:sz w:val="34"/>
+          <w:szCs w:val="34"/>
         </w:rPr>
         <w:t xml:space="preserve"> A1:Z1 (default) and set</w:t>
       </w:r>
@@ -995,24 +995,24 @@
           <w:rFonts w:ascii="Calibri" w:hAnsi="Calibri" w:cs="Calibri"/>
           <w:b/>
           <w:bCs/>
-          <w:sz w:val="36"/>
-          <w:szCs w:val="36"/>
+          <w:sz w:val="34"/>
+          <w:szCs w:val="34"/>
         </w:rPr>
         <w:t xml:space="preserve"> Table Contain Headers</w:t>
       </w:r>
       <w:r>
         <w:rPr>
           <w:rFonts w:ascii="Calibri" w:hAnsi="Calibri" w:cs="Calibri"/>
-          <w:sz w:val="36"/>
-          <w:szCs w:val="36"/>
+          <w:sz w:val="34"/>
+          <w:szCs w:val="34"/>
         </w:rPr>
         <w:t xml:space="preserve"> to true since </w:t>
       </w:r>
       <w:r>
         <w:rPr>
           <w:rFonts w:ascii="Calibri" w:hAnsi="Calibri" w:cs="Calibri"/>
-          <w:sz w:val="36"/>
-          <w:szCs w:val="36"/>
+          <w:sz w:val="34"/>
+          <w:szCs w:val="34"/>
         </w:rPr>
         <w:t>we have headers</w:t>
       </w:r>
@@ -1027,15 +1027,15 @@
         <w:jc w:val="both"/>
         <w:rPr>
           <w:rFonts w:ascii="Calibri" w:hAnsi="Calibri" w:cs="Calibri"/>
-          <w:sz w:val="36"/>
-          <w:szCs w:val="36"/>
-        </w:rPr>
-      </w:pPr>
-      <w:r>
-        <w:rPr>
-          <w:rFonts w:ascii="Calibri" w:hAnsi="Calibri" w:cs="Calibri"/>
-          <w:sz w:val="36"/>
-          <w:szCs w:val="36"/>
+          <w:sz w:val="34"/>
+          <w:szCs w:val="34"/>
+        </w:rPr>
+      </w:pPr>
+      <w:r>
+        <w:rPr>
+          <w:rFonts w:ascii="Calibri" w:hAnsi="Calibri" w:cs="Calibri"/>
+          <w:sz w:val="34"/>
+          <w:szCs w:val="34"/>
         </w:rPr>
         <w:t xml:space="preserve">In </w:t>
       </w:r>
@@ -1044,24 +1044,24 @@
           <w:rFonts w:ascii="Calibri" w:hAnsi="Calibri" w:cs="Calibri"/>
           <w:b/>
           <w:bCs/>
-          <w:sz w:val="36"/>
-          <w:szCs w:val="36"/>
+          <w:sz w:val="34"/>
+          <w:szCs w:val="34"/>
         </w:rPr>
         <w:t>Limit</w:t>
       </w:r>
       <w:r>
         <w:rPr>
           <w:rFonts w:ascii="Calibri" w:hAnsi="Calibri" w:cs="Calibri"/>
-          <w:sz w:val="36"/>
-          <w:szCs w:val="36"/>
+          <w:sz w:val="34"/>
+          <w:szCs w:val="34"/>
         </w:rPr>
         <w:t xml:space="preserve"> set </w:t>
       </w:r>
       <w:r>
         <w:rPr>
           <w:rFonts w:ascii="Calibri" w:hAnsi="Calibri" w:cs="Calibri"/>
-          <w:sz w:val="36"/>
-          <w:szCs w:val="36"/>
+          <w:sz w:val="34"/>
+          <w:szCs w:val="34"/>
         </w:rPr>
         <w:t>10. It means how many rows or email will agent take from the sheet for the workflow</w:t>
       </w:r>
@@ -1071,15 +1071,15 @@
         <w:jc w:val="both"/>
         <w:rPr>
           <w:rFonts w:ascii="Calibri" w:hAnsi="Calibri" w:cs="Calibri"/>
-          <w:sz w:val="36"/>
-          <w:szCs w:val="36"/>
-        </w:rPr>
-      </w:pPr>
-      <w:r>
-        <w:rPr>
-          <w:rFonts w:ascii="Calibri" w:hAnsi="Calibri" w:cs="Calibri"/>
-          <w:sz w:val="36"/>
-          <w:szCs w:val="36"/>
+          <w:sz w:val="34"/>
+          <w:szCs w:val="34"/>
+        </w:rPr>
+      </w:pPr>
+      <w:r>
+        <w:rPr>
+          <w:rFonts w:ascii="Calibri" w:hAnsi="Calibri" w:cs="Calibri"/>
+          <w:sz w:val="34"/>
+          <w:szCs w:val="34"/>
         </w:rPr>
         <w:t xml:space="preserve"># Then in choose </w:t>
       </w:r>
@@ -1088,8 +1088,8 @@
           <w:rFonts w:ascii="Calibri" w:hAnsi="Calibri" w:cs="Calibri"/>
           <w:b/>
           <w:bCs/>
-          <w:sz w:val="36"/>
-          <w:szCs w:val="36"/>
+          <w:sz w:val="34"/>
+          <w:szCs w:val="34"/>
         </w:rPr>
         <w:t>where</w:t>
       </w:r>
@@ -1098,8 +1098,8 @@
           <w:rFonts w:ascii="Calibri" w:hAnsi="Calibri" w:cs="Calibri"/>
           <w:b/>
           <w:bCs/>
-          <w:sz w:val="36"/>
-          <w:szCs w:val="36"/>
+          <w:sz w:val="34"/>
+          <w:szCs w:val="34"/>
         </w:rPr>
         <w:t xml:space="preserve"> to</w:t>
       </w:r>
@@ -1108,32 +1108,32 @@
           <w:rFonts w:ascii="Calibri" w:hAnsi="Calibri" w:cs="Calibri"/>
           <w:b/>
           <w:bCs/>
-          <w:sz w:val="36"/>
-          <w:szCs w:val="36"/>
+          <w:sz w:val="34"/>
+          <w:szCs w:val="34"/>
         </w:rPr>
         <w:t xml:space="preserve"> start</w:t>
       </w:r>
       <w:r>
         <w:rPr>
           <w:rFonts w:ascii="Calibri" w:hAnsi="Calibri" w:cs="Calibri"/>
-          <w:sz w:val="36"/>
-          <w:szCs w:val="36"/>
+          <w:sz w:val="34"/>
+          <w:szCs w:val="34"/>
         </w:rPr>
         <w:t xml:space="preserve"> </w:t>
       </w:r>
       <w:r>
         <w:rPr>
           <w:rFonts w:ascii="Calibri" w:hAnsi="Calibri" w:cs="Calibri"/>
-          <w:sz w:val="36"/>
-          <w:szCs w:val="36"/>
+          <w:sz w:val="34"/>
+          <w:szCs w:val="34"/>
         </w:rPr>
         <w:t xml:space="preserve">select all. Basically, where </w:t>
       </w:r>
       <w:r>
         <w:rPr>
           <w:rFonts w:ascii="Calibri" w:hAnsi="Calibri" w:cs="Calibri"/>
-          <w:sz w:val="36"/>
-          <w:szCs w:val="36"/>
+          <w:sz w:val="34"/>
+          <w:szCs w:val="34"/>
         </w:rPr>
         <w:t>should it start to process our data for now all</w:t>
       </w:r>
@@ -1143,25 +1143,25 @@
         <w:jc w:val="both"/>
         <w:rPr>
           <w:rFonts w:ascii="Calibri" w:hAnsi="Calibri" w:cs="Calibri"/>
-          <w:sz w:val="36"/>
-          <w:szCs w:val="36"/>
-        </w:rPr>
-      </w:pPr>
-    </w:p>
-    <w:p>
-      <w:pPr>
-        <w:jc w:val="both"/>
-        <w:rPr>
-          <w:rFonts w:ascii="Calibri" w:hAnsi="Calibri" w:cs="Calibri"/>
-          <w:sz w:val="36"/>
-          <w:szCs w:val="36"/>
-        </w:rPr>
-      </w:pPr>
-      <w:r>
-        <w:rPr>
-          <w:rFonts w:ascii="Calibri" w:hAnsi="Calibri" w:cs="Calibri"/>
-          <w:sz w:val="36"/>
-          <w:szCs w:val="36"/>
+          <w:sz w:val="34"/>
+          <w:szCs w:val="34"/>
+        </w:rPr>
+      </w:pPr>
+    </w:p>
+    <w:p>
+      <w:pPr>
+        <w:jc w:val="both"/>
+        <w:rPr>
+          <w:rFonts w:ascii="Calibri" w:hAnsi="Calibri" w:cs="Calibri"/>
+          <w:sz w:val="34"/>
+          <w:szCs w:val="34"/>
+        </w:rPr>
+      </w:pPr>
+      <w:r>
+        <w:rPr>
+          <w:rFonts w:ascii="Calibri" w:hAnsi="Calibri" w:cs="Calibri"/>
+          <w:sz w:val="34"/>
+          <w:szCs w:val="34"/>
         </w:rPr>
         <w:t>Step-3, Set up Google Calendar:</w:t>
       </w:r>
@@ -1171,47 +1171,47 @@
         <w:jc w:val="both"/>
         <w:rPr>
           <w:rFonts w:ascii="Calibri" w:hAnsi="Calibri" w:cs="Calibri"/>
-          <w:sz w:val="36"/>
-          <w:szCs w:val="36"/>
-        </w:rPr>
-      </w:pPr>
-      <w:r>
-        <w:rPr>
-          <w:rFonts w:ascii="Calibri" w:hAnsi="Calibri" w:cs="Calibri"/>
-          <w:sz w:val="36"/>
-          <w:szCs w:val="36"/>
+          <w:sz w:val="34"/>
+          <w:szCs w:val="34"/>
+        </w:rPr>
+      </w:pPr>
+      <w:r>
+        <w:rPr>
+          <w:rFonts w:ascii="Calibri" w:hAnsi="Calibri" w:cs="Calibri"/>
+          <w:sz w:val="34"/>
+          <w:szCs w:val="34"/>
         </w:rPr>
         <w:t xml:space="preserve"># Now click on plus icon and add module. Search for </w:t>
       </w:r>
       <w:r>
         <w:rPr>
           <w:rFonts w:ascii="Calibri" w:hAnsi="Calibri" w:cs="Calibri"/>
-          <w:sz w:val="36"/>
-          <w:szCs w:val="36"/>
+          <w:sz w:val="34"/>
+          <w:szCs w:val="34"/>
         </w:rPr>
         <w:t xml:space="preserve">Google Calendar and login. Then select </w:t>
       </w:r>
       <w:r>
         <w:rPr>
           <w:rFonts w:ascii="Calibri" w:hAnsi="Calibri" w:cs="Calibri"/>
-          <w:sz w:val="36"/>
-          <w:szCs w:val="36"/>
+          <w:sz w:val="34"/>
+          <w:szCs w:val="34"/>
         </w:rPr>
         <w:t xml:space="preserve">event in this case Create </w:t>
       </w:r>
       <w:r>
         <w:rPr>
           <w:rFonts w:ascii="Calibri" w:hAnsi="Calibri" w:cs="Calibri"/>
-          <w:sz w:val="36"/>
-          <w:szCs w:val="36"/>
+          <w:sz w:val="34"/>
+          <w:szCs w:val="34"/>
         </w:rPr>
         <w:t>an</w:t>
       </w:r>
       <w:r>
         <w:rPr>
           <w:rFonts w:ascii="Calibri" w:hAnsi="Calibri" w:cs="Calibri"/>
-          <w:sz w:val="36"/>
-          <w:szCs w:val="36"/>
+          <w:sz w:val="34"/>
+          <w:szCs w:val="34"/>
         </w:rPr>
         <w:t xml:space="preserve"> Event</w:t>
       </w:r>
@@ -1221,23 +1221,23 @@
         <w:jc w:val="both"/>
         <w:rPr>
           <w:rFonts w:ascii="Calibri" w:hAnsi="Calibri" w:cs="Calibri"/>
-          <w:sz w:val="36"/>
-          <w:szCs w:val="36"/>
-        </w:rPr>
-      </w:pPr>
-      <w:r>
-        <w:rPr>
-          <w:rFonts w:ascii="Calibri" w:hAnsi="Calibri" w:cs="Calibri"/>
-          <w:sz w:val="36"/>
-          <w:szCs w:val="36"/>
+          <w:sz w:val="34"/>
+          <w:szCs w:val="34"/>
+        </w:rPr>
+      </w:pPr>
+      <w:r>
+        <w:rPr>
+          <w:rFonts w:ascii="Calibri" w:hAnsi="Calibri" w:cs="Calibri"/>
+          <w:sz w:val="34"/>
+          <w:szCs w:val="34"/>
         </w:rPr>
         <w:t xml:space="preserve"># </w:t>
       </w:r>
       <w:r>
         <w:rPr>
           <w:rFonts w:ascii="Calibri" w:hAnsi="Calibri" w:cs="Calibri"/>
-          <w:sz w:val="36"/>
-          <w:szCs w:val="36"/>
+          <w:sz w:val="34"/>
+          <w:szCs w:val="34"/>
         </w:rPr>
         <w:t xml:space="preserve">Then in </w:t>
       </w:r>
@@ -1246,16 +1246,16 @@
           <w:rFonts w:ascii="Calibri" w:hAnsi="Calibri" w:cs="Calibri"/>
           <w:b/>
           <w:bCs/>
-          <w:sz w:val="36"/>
-          <w:szCs w:val="36"/>
+          <w:sz w:val="34"/>
+          <w:szCs w:val="34"/>
         </w:rPr>
         <w:t>Create an Event Section</w:t>
       </w:r>
       <w:r>
         <w:rPr>
           <w:rFonts w:ascii="Calibri" w:hAnsi="Calibri" w:cs="Calibri"/>
-          <w:sz w:val="36"/>
-          <w:szCs w:val="36"/>
+          <w:sz w:val="34"/>
+          <w:szCs w:val="34"/>
         </w:rPr>
         <w:t xml:space="preserve"> select quickly. Turn on the Map toggle and click on it.</w:t>
       </w:r>
@@ -1265,33 +1265,57 @@
         <w:jc w:val="both"/>
         <w:rPr>
           <w:rFonts w:ascii="Calibri" w:hAnsi="Calibri" w:cs="Calibri"/>
-          <w:sz w:val="36"/>
-          <w:szCs w:val="36"/>
-        </w:rPr>
-      </w:pPr>
-      <w:r>
-        <w:rPr>
-          <w:rFonts w:ascii="Calibri" w:hAnsi="Calibri" w:cs="Calibri"/>
-          <w:sz w:val="36"/>
-          <w:szCs w:val="36"/>
+          <w:sz w:val="34"/>
+          <w:szCs w:val="34"/>
+        </w:rPr>
+      </w:pPr>
+      <w:r>
+        <w:rPr>
+          <w:rFonts w:ascii="Calibri" w:hAnsi="Calibri" w:cs="Calibri"/>
+          <w:sz w:val="34"/>
+          <w:szCs w:val="34"/>
         </w:rPr>
         <w:t xml:space="preserve"># Set the Event Id to </w:t>
       </w:r>
-      <w:r>
-        <w:rPr>
-          <w:rFonts w:ascii="Calibri" w:hAnsi="Calibri" w:cs="Calibri"/>
-          <w:b/>
-          <w:bCs/>
-          <w:sz w:val="36"/>
-          <w:szCs w:val="36"/>
-        </w:rPr>
-        <w:t xml:space="preserve">our_email@.. </w:t>
-      </w:r>
-      <w:r>
-        <w:rPr>
-          <w:rFonts w:ascii="Calibri" w:hAnsi="Calibri" w:cs="Calibri"/>
-          <w:sz w:val="36"/>
-          <w:szCs w:val="36"/>
+      <w:proofErr w:type="spellStart"/>
+      <w:r>
+        <w:rPr>
+          <w:rFonts w:ascii="Calibri" w:hAnsi="Calibri" w:cs="Calibri"/>
+          <w:b/>
+          <w:bCs/>
+          <w:sz w:val="34"/>
+          <w:szCs w:val="34"/>
+        </w:rPr>
+        <w:t>our_email</w:t>
+      </w:r>
+      <w:proofErr w:type="spellEnd"/>
+      <w:proofErr w:type="gramStart"/>
+      <w:r>
+        <w:rPr>
+          <w:rFonts w:ascii="Calibri" w:hAnsi="Calibri" w:cs="Calibri"/>
+          <w:b/>
+          <w:bCs/>
+          <w:sz w:val="34"/>
+          <w:szCs w:val="34"/>
+        </w:rPr>
+        <w:t>@..</w:t>
+      </w:r>
+      <w:proofErr w:type="gramEnd"/>
+      <w:r>
+        <w:rPr>
+          <w:rFonts w:ascii="Calibri" w:hAnsi="Calibri" w:cs="Calibri"/>
+          <w:b/>
+          <w:bCs/>
+          <w:sz w:val="34"/>
+          <w:szCs w:val="34"/>
+        </w:rPr>
+        <w:t xml:space="preserve"> </w:t>
+      </w:r>
+      <w:r>
+        <w:rPr>
+          <w:rFonts w:ascii="Calibri" w:hAnsi="Calibri" w:cs="Calibri"/>
+          <w:sz w:val="34"/>
+          <w:szCs w:val="34"/>
         </w:rPr>
         <w:t>(Primary Calendar)</w:t>
       </w:r>
@@ -1301,55 +1325,55 @@
         <w:jc w:val="both"/>
         <w:rPr>
           <w:rFonts w:ascii="Calibri" w:hAnsi="Calibri" w:cs="Calibri"/>
-          <w:sz w:val="36"/>
-          <w:szCs w:val="36"/>
-        </w:rPr>
-      </w:pPr>
-      <w:r>
-        <w:rPr>
-          <w:rFonts w:ascii="Calibri" w:hAnsi="Calibri" w:cs="Calibri"/>
-          <w:sz w:val="36"/>
-          <w:szCs w:val="36"/>
+          <w:sz w:val="34"/>
+          <w:szCs w:val="34"/>
+        </w:rPr>
+      </w:pPr>
+      <w:r>
+        <w:rPr>
+          <w:rFonts w:ascii="Calibri" w:hAnsi="Calibri" w:cs="Calibri"/>
+          <w:sz w:val="34"/>
+          <w:szCs w:val="34"/>
         </w:rPr>
         <w:t xml:space="preserve"># </w:t>
       </w:r>
       <w:r>
         <w:rPr>
           <w:rFonts w:ascii="Calibri" w:hAnsi="Calibri" w:cs="Calibri"/>
-          <w:sz w:val="36"/>
-          <w:szCs w:val="36"/>
+          <w:sz w:val="34"/>
+          <w:szCs w:val="34"/>
         </w:rPr>
         <w:t xml:space="preserve">Then </w:t>
       </w:r>
       <w:r>
         <w:rPr>
           <w:rFonts w:ascii="Calibri" w:hAnsi="Calibri" w:cs="Calibri"/>
-          <w:sz w:val="36"/>
-          <w:szCs w:val="36"/>
+          <w:sz w:val="34"/>
+          <w:szCs w:val="34"/>
         </w:rPr>
         <w:t xml:space="preserve">using </w:t>
       </w:r>
       <w:r>
         <w:rPr>
           <w:rFonts w:ascii="Calibri" w:hAnsi="Calibri" w:cs="Calibri"/>
-          <w:sz w:val="36"/>
-          <w:szCs w:val="36"/>
+          <w:sz w:val="34"/>
+          <w:szCs w:val="34"/>
         </w:rPr>
         <w:t>drag-and-drop</w:t>
       </w:r>
       <w:r>
         <w:rPr>
           <w:rFonts w:ascii="Calibri" w:hAnsi="Calibri" w:cs="Calibri"/>
-          <w:sz w:val="36"/>
-          <w:szCs w:val="36"/>
+          <w:sz w:val="34"/>
+          <w:szCs w:val="34"/>
         </w:rPr>
         <w:t xml:space="preserve"> in</w:t>
       </w:r>
       <w:r>
         <w:rPr>
           <w:rFonts w:ascii="Calibri" w:hAnsi="Calibri" w:cs="Calibri"/>
-          <w:sz w:val="36"/>
-          <w:szCs w:val="36"/>
+          <w:sz w:val="34"/>
+          <w:szCs w:val="34"/>
         </w:rPr>
         <w:t xml:space="preserve"> event name drop name and topic of the meeting and then save</w:t>
       </w:r>
@@ -1359,71 +1383,71 @@
         <w:jc w:val="both"/>
         <w:rPr>
           <w:rFonts w:ascii="Calibri" w:hAnsi="Calibri" w:cs="Calibri"/>
-          <w:sz w:val="36"/>
-          <w:szCs w:val="36"/>
-        </w:rPr>
-      </w:pPr>
-      <w:r>
-        <w:rPr>
-          <w:rFonts w:ascii="Calibri" w:hAnsi="Calibri" w:cs="Calibri"/>
-          <w:sz w:val="36"/>
-          <w:szCs w:val="36"/>
+          <w:sz w:val="34"/>
+          <w:szCs w:val="34"/>
+        </w:rPr>
+      </w:pPr>
+      <w:r>
+        <w:rPr>
+          <w:rFonts w:ascii="Calibri" w:hAnsi="Calibri" w:cs="Calibri"/>
+          <w:sz w:val="34"/>
+          <w:szCs w:val="34"/>
         </w:rPr>
         <w:t># We can also customize it us</w:t>
       </w:r>
       <w:r>
         <w:rPr>
           <w:rFonts w:ascii="Calibri" w:hAnsi="Calibri" w:cs="Calibri"/>
-          <w:sz w:val="36"/>
-          <w:szCs w:val="36"/>
+          <w:sz w:val="34"/>
+          <w:szCs w:val="34"/>
         </w:rPr>
         <w:t>ing</w:t>
       </w:r>
       <w:r>
         <w:rPr>
           <w:rFonts w:ascii="Calibri" w:hAnsi="Calibri" w:cs="Calibri"/>
-          <w:sz w:val="36"/>
-          <w:szCs w:val="36"/>
+          <w:sz w:val="34"/>
+          <w:szCs w:val="34"/>
         </w:rPr>
         <w:t xml:space="preserve"> data from responses using dra</w:t>
       </w:r>
       <w:r>
         <w:rPr>
           <w:rFonts w:ascii="Calibri" w:hAnsi="Calibri" w:cs="Calibri"/>
-          <w:sz w:val="36"/>
-          <w:szCs w:val="36"/>
+          <w:sz w:val="34"/>
+          <w:szCs w:val="34"/>
         </w:rPr>
         <w:t>g</w:t>
       </w:r>
       <w:r>
         <w:rPr>
           <w:rFonts w:ascii="Calibri" w:hAnsi="Calibri" w:cs="Calibri"/>
-          <w:sz w:val="36"/>
-          <w:szCs w:val="36"/>
+          <w:sz w:val="34"/>
+          <w:szCs w:val="34"/>
         </w:rPr>
         <w:t>-and-drop</w:t>
       </w:r>
       <w:r>
         <w:rPr>
           <w:rFonts w:ascii="Calibri" w:hAnsi="Calibri" w:cs="Calibri"/>
-          <w:sz w:val="36"/>
-          <w:szCs w:val="36"/>
+          <w:sz w:val="34"/>
+          <w:szCs w:val="34"/>
         </w:rPr>
         <w:t xml:space="preserve"> (by </w:t>
       </w:r>
       <w:r>
         <w:rPr>
           <w:rFonts w:ascii="Calibri" w:hAnsi="Calibri" w:cs="Calibri"/>
-          <w:sz w:val="36"/>
-          <w:szCs w:val="36"/>
+          <w:sz w:val="34"/>
+          <w:szCs w:val="34"/>
         </w:rPr>
         <w:t>enabling Map</w:t>
       </w:r>
       <w:r>
         <w:rPr>
           <w:rFonts w:ascii="Calibri" w:hAnsi="Calibri" w:cs="Calibri"/>
-          <w:sz w:val="36"/>
-          <w:szCs w:val="36"/>
+          <w:sz w:val="34"/>
+          <w:szCs w:val="34"/>
         </w:rPr>
         <w:t>)</w:t>
       </w:r>
@@ -1433,25 +1457,25 @@
         <w:jc w:val="both"/>
         <w:rPr>
           <w:rFonts w:ascii="Calibri" w:hAnsi="Calibri" w:cs="Calibri"/>
-          <w:sz w:val="36"/>
-          <w:szCs w:val="36"/>
-        </w:rPr>
-      </w:pPr>
-    </w:p>
-    <w:p>
-      <w:pPr>
-        <w:jc w:val="both"/>
-        <w:rPr>
-          <w:rFonts w:ascii="Calibri" w:hAnsi="Calibri" w:cs="Calibri"/>
-          <w:sz w:val="36"/>
-          <w:szCs w:val="36"/>
-        </w:rPr>
-      </w:pPr>
-      <w:r>
-        <w:rPr>
-          <w:rFonts w:ascii="Calibri" w:hAnsi="Calibri" w:cs="Calibri"/>
-          <w:sz w:val="36"/>
-          <w:szCs w:val="36"/>
+          <w:sz w:val="34"/>
+          <w:szCs w:val="34"/>
+        </w:rPr>
+      </w:pPr>
+    </w:p>
+    <w:p>
+      <w:pPr>
+        <w:jc w:val="both"/>
+        <w:rPr>
+          <w:rFonts w:ascii="Calibri" w:hAnsi="Calibri" w:cs="Calibri"/>
+          <w:sz w:val="34"/>
+          <w:szCs w:val="34"/>
+        </w:rPr>
+      </w:pPr>
+      <w:r>
+        <w:rPr>
+          <w:rFonts w:ascii="Calibri" w:hAnsi="Calibri" w:cs="Calibri"/>
+          <w:sz w:val="34"/>
+          <w:szCs w:val="34"/>
         </w:rPr>
         <w:t>Step-4, Setup Gmail:</w:t>
       </w:r>
@@ -1461,23 +1485,23 @@
         <w:jc w:val="both"/>
         <w:rPr>
           <w:rFonts w:ascii="Calibri" w:hAnsi="Calibri" w:cs="Calibri"/>
-          <w:sz w:val="36"/>
-          <w:szCs w:val="36"/>
-        </w:rPr>
-      </w:pPr>
-      <w:r>
-        <w:rPr>
-          <w:rFonts w:ascii="Calibri" w:hAnsi="Calibri" w:cs="Calibri"/>
-          <w:sz w:val="36"/>
-          <w:szCs w:val="36"/>
+          <w:sz w:val="34"/>
+          <w:szCs w:val="34"/>
+        </w:rPr>
+      </w:pPr>
+      <w:r>
+        <w:rPr>
+          <w:rFonts w:ascii="Calibri" w:hAnsi="Calibri" w:cs="Calibri"/>
+          <w:sz w:val="34"/>
+          <w:szCs w:val="34"/>
         </w:rPr>
         <w:t xml:space="preserve"># Add module and search for </w:t>
       </w:r>
       <w:r>
         <w:rPr>
           <w:rFonts w:ascii="Calibri" w:hAnsi="Calibri" w:cs="Calibri"/>
-          <w:sz w:val="36"/>
-          <w:szCs w:val="36"/>
+          <w:sz w:val="34"/>
+          <w:szCs w:val="34"/>
         </w:rPr>
         <w:t xml:space="preserve">Gmail. Then select </w:t>
       </w:r>
@@ -1486,24 +1510,24 @@
           <w:rFonts w:ascii="Calibri" w:hAnsi="Calibri" w:cs="Calibri"/>
           <w:b/>
           <w:bCs/>
-          <w:sz w:val="36"/>
-          <w:szCs w:val="36"/>
+          <w:sz w:val="34"/>
+          <w:szCs w:val="34"/>
         </w:rPr>
         <w:t>Send an email</w:t>
       </w:r>
       <w:r>
         <w:rPr>
           <w:rFonts w:ascii="Calibri" w:hAnsi="Calibri" w:cs="Calibri"/>
-          <w:sz w:val="36"/>
-          <w:szCs w:val="36"/>
+          <w:sz w:val="34"/>
+          <w:szCs w:val="34"/>
         </w:rPr>
         <w:t>.</w:t>
       </w:r>
       <w:r>
         <w:rPr>
           <w:rFonts w:ascii="Calibri" w:hAnsi="Calibri" w:cs="Calibri"/>
-          <w:sz w:val="36"/>
-          <w:szCs w:val="36"/>
+          <w:sz w:val="34"/>
+          <w:szCs w:val="34"/>
         </w:rPr>
         <w:t xml:space="preserve"> We have to login here too</w:t>
       </w:r>
@@ -1513,49 +1537,52 @@
         <w:jc w:val="both"/>
         <w:rPr>
           <w:rFonts w:ascii="Calibri" w:hAnsi="Calibri" w:cs="Calibri"/>
-          <w:sz w:val="36"/>
-          <w:szCs w:val="36"/>
-        </w:rPr>
-      </w:pPr>
-      <w:r>
-        <w:rPr>
-          <w:rFonts w:ascii="Calibri" w:hAnsi="Calibri" w:cs="Calibri"/>
-          <w:sz w:val="36"/>
-          <w:szCs w:val="36"/>
-        </w:rPr>
+          <w:sz w:val="34"/>
+          <w:szCs w:val="34"/>
+        </w:rPr>
+      </w:pPr>
+      <w:r>
+        <w:rPr>
+          <w:rFonts w:ascii="Calibri" w:hAnsi="Calibri" w:cs="Calibri"/>
+          <w:sz w:val="34"/>
+          <w:szCs w:val="34"/>
+        </w:rPr>
+        <w:lastRenderedPageBreak/>
         <w:t xml:space="preserve"># Then in </w:t>
       </w:r>
-      <w:r>
-        <w:rPr>
-          <w:rFonts w:ascii="Calibri" w:hAnsi="Calibri" w:cs="Calibri"/>
-          <w:b/>
-          <w:bCs/>
-          <w:sz w:val="36"/>
-          <w:szCs w:val="36"/>
+      <w:proofErr w:type="gramStart"/>
+      <w:r>
+        <w:rPr>
+          <w:rFonts w:ascii="Calibri" w:hAnsi="Calibri" w:cs="Calibri"/>
+          <w:b/>
+          <w:bCs/>
+          <w:sz w:val="34"/>
+          <w:szCs w:val="34"/>
         </w:rPr>
         <w:t>To</w:t>
       </w:r>
-      <w:r>
-        <w:rPr>
-          <w:rFonts w:ascii="Calibri" w:hAnsi="Calibri" w:cs="Calibri"/>
-          <w:sz w:val="36"/>
-          <w:szCs w:val="36"/>
+      <w:proofErr w:type="gramEnd"/>
+      <w:r>
+        <w:rPr>
+          <w:rFonts w:ascii="Calibri" w:hAnsi="Calibri" w:cs="Calibri"/>
+          <w:sz w:val="34"/>
+          <w:szCs w:val="34"/>
         </w:rPr>
         <w:t xml:space="preserve"> section enable Map so we can drag-and-drop</w:t>
       </w:r>
       <w:r>
         <w:rPr>
           <w:rFonts w:ascii="Calibri" w:hAnsi="Calibri" w:cs="Calibri"/>
-          <w:sz w:val="36"/>
-          <w:szCs w:val="36"/>
+          <w:sz w:val="34"/>
+          <w:szCs w:val="34"/>
         </w:rPr>
         <w:t xml:space="preserve"> email from responses (to send them an email)</w:t>
       </w:r>
       <w:r>
         <w:rPr>
           <w:rFonts w:ascii="Calibri" w:hAnsi="Calibri" w:cs="Calibri"/>
-          <w:sz w:val="36"/>
-          <w:szCs w:val="36"/>
+          <w:sz w:val="34"/>
+          <w:szCs w:val="34"/>
         </w:rPr>
         <w:t>. Scroll down and drop email from Sheets</w:t>
       </w:r>
@@ -1565,23 +1592,23 @@
         <w:jc w:val="both"/>
         <w:rPr>
           <w:rFonts w:ascii="Calibri" w:hAnsi="Calibri" w:cs="Calibri"/>
-          <w:sz w:val="36"/>
-          <w:szCs w:val="36"/>
-        </w:rPr>
-      </w:pPr>
-      <w:r>
-        <w:rPr>
-          <w:rFonts w:ascii="Calibri" w:hAnsi="Calibri" w:cs="Calibri"/>
-          <w:sz w:val="36"/>
-          <w:szCs w:val="36"/>
+          <w:sz w:val="34"/>
+          <w:szCs w:val="34"/>
+        </w:rPr>
+      </w:pPr>
+      <w:r>
+        <w:rPr>
+          <w:rFonts w:ascii="Calibri" w:hAnsi="Calibri" w:cs="Calibri"/>
+          <w:sz w:val="34"/>
+          <w:szCs w:val="34"/>
         </w:rPr>
         <w:t xml:space="preserve"># </w:t>
       </w:r>
       <w:r>
         <w:rPr>
           <w:rFonts w:ascii="Calibri" w:hAnsi="Calibri" w:cs="Calibri"/>
-          <w:sz w:val="36"/>
-          <w:szCs w:val="36"/>
+          <w:sz w:val="34"/>
+          <w:szCs w:val="34"/>
         </w:rPr>
         <w:t xml:space="preserve">In </w:t>
       </w:r>
@@ -1590,16 +1617,16 @@
           <w:rFonts w:ascii="Calibri" w:hAnsi="Calibri" w:cs="Calibri"/>
           <w:b/>
           <w:bCs/>
-          <w:sz w:val="36"/>
-          <w:szCs w:val="36"/>
+          <w:sz w:val="34"/>
+          <w:szCs w:val="34"/>
         </w:rPr>
         <w:t>Subject</w:t>
       </w:r>
       <w:r>
         <w:rPr>
           <w:rFonts w:ascii="Calibri" w:hAnsi="Calibri" w:cs="Calibri"/>
-          <w:sz w:val="36"/>
-          <w:szCs w:val="36"/>
+          <w:sz w:val="34"/>
+          <w:szCs w:val="34"/>
         </w:rPr>
         <w:t xml:space="preserve"> section drag-and-drop topic of meeting and customize it by adding some texts</w:t>
       </w:r>
@@ -1609,15 +1636,15 @@
         <w:jc w:val="both"/>
         <w:rPr>
           <w:rFonts w:ascii="Calibri" w:hAnsi="Calibri" w:cs="Calibri"/>
-          <w:sz w:val="36"/>
-          <w:szCs w:val="36"/>
-        </w:rPr>
-      </w:pPr>
-      <w:r>
-        <w:rPr>
-          <w:rFonts w:ascii="Calibri" w:hAnsi="Calibri" w:cs="Calibri"/>
-          <w:sz w:val="36"/>
-          <w:szCs w:val="36"/>
+          <w:sz w:val="34"/>
+          <w:szCs w:val="34"/>
+        </w:rPr>
+      </w:pPr>
+      <w:r>
+        <w:rPr>
+          <w:rFonts w:ascii="Calibri" w:hAnsi="Calibri" w:cs="Calibri"/>
+          <w:sz w:val="34"/>
+          <w:szCs w:val="34"/>
         </w:rPr>
         <w:t># In</w:t>
       </w:r>
@@ -1626,32 +1653,32 @@
           <w:rFonts w:ascii="Calibri" w:hAnsi="Calibri" w:cs="Calibri"/>
           <w:b/>
           <w:bCs/>
-          <w:sz w:val="36"/>
-          <w:szCs w:val="36"/>
+          <w:sz w:val="34"/>
+          <w:szCs w:val="34"/>
         </w:rPr>
         <w:t xml:space="preserve"> Body type</w:t>
       </w:r>
       <w:r>
         <w:rPr>
           <w:rFonts w:ascii="Calibri" w:hAnsi="Calibri" w:cs="Calibri"/>
-          <w:sz w:val="36"/>
-          <w:szCs w:val="36"/>
+          <w:sz w:val="34"/>
+          <w:szCs w:val="34"/>
         </w:rPr>
         <w:t xml:space="preserve"> select </w:t>
       </w:r>
       <w:r>
         <w:rPr>
           <w:rFonts w:ascii="Calibri" w:hAnsi="Calibri" w:cs="Calibri"/>
-          <w:sz w:val="36"/>
-          <w:szCs w:val="36"/>
+          <w:sz w:val="34"/>
+          <w:szCs w:val="34"/>
         </w:rPr>
         <w:t>Raw HTML</w:t>
       </w:r>
       <w:r>
         <w:rPr>
           <w:rFonts w:ascii="Calibri" w:hAnsi="Calibri" w:cs="Calibri"/>
-          <w:sz w:val="36"/>
-          <w:szCs w:val="36"/>
+          <w:sz w:val="34"/>
+          <w:szCs w:val="34"/>
         </w:rPr>
         <w:t xml:space="preserve">. Then in </w:t>
       </w:r>
@@ -1660,32 +1687,32 @@
           <w:rFonts w:ascii="Calibri" w:hAnsi="Calibri" w:cs="Calibri"/>
           <w:b/>
           <w:bCs/>
-          <w:sz w:val="36"/>
-          <w:szCs w:val="36"/>
+          <w:sz w:val="34"/>
+          <w:szCs w:val="34"/>
         </w:rPr>
         <w:t>Body contents</w:t>
       </w:r>
       <w:r>
         <w:rPr>
           <w:rFonts w:ascii="Calibri" w:hAnsi="Calibri" w:cs="Calibri"/>
-          <w:sz w:val="36"/>
-          <w:szCs w:val="36"/>
+          <w:sz w:val="34"/>
+          <w:szCs w:val="34"/>
         </w:rPr>
         <w:t xml:space="preserve"> enable map and drag-and-drop</w:t>
       </w:r>
       <w:r>
         <w:rPr>
           <w:rFonts w:ascii="Calibri" w:hAnsi="Calibri" w:cs="Calibri"/>
-          <w:sz w:val="36"/>
-          <w:szCs w:val="36"/>
+          <w:sz w:val="34"/>
+          <w:szCs w:val="34"/>
         </w:rPr>
         <w:t xml:space="preserve"> data from sheets and customize it.</w:t>
       </w:r>
       <w:r>
         <w:rPr>
           <w:rFonts w:ascii="Calibri" w:hAnsi="Calibri" w:cs="Calibri"/>
-          <w:sz w:val="36"/>
-          <w:szCs w:val="36"/>
+          <w:sz w:val="34"/>
+          <w:szCs w:val="34"/>
         </w:rPr>
         <w:t xml:space="preserve"> We can also drop data from calendar</w:t>
       </w:r>
@@ -1695,23 +1722,23 @@
         <w:jc w:val="both"/>
         <w:rPr>
           <w:rFonts w:ascii="Calibri" w:hAnsi="Calibri" w:cs="Calibri"/>
-          <w:sz w:val="36"/>
-          <w:szCs w:val="36"/>
-        </w:rPr>
-      </w:pPr>
-      <w:r>
-        <w:rPr>
-          <w:rFonts w:ascii="Calibri" w:hAnsi="Calibri" w:cs="Calibri"/>
-          <w:sz w:val="36"/>
-          <w:szCs w:val="36"/>
+          <w:sz w:val="34"/>
+          <w:szCs w:val="34"/>
+        </w:rPr>
+      </w:pPr>
+      <w:r>
+        <w:rPr>
+          <w:rFonts w:ascii="Calibri" w:hAnsi="Calibri" w:cs="Calibri"/>
+          <w:sz w:val="34"/>
+          <w:szCs w:val="34"/>
         </w:rPr>
         <w:t xml:space="preserve"># </w:t>
       </w:r>
       <w:r>
         <w:rPr>
           <w:rFonts w:ascii="Calibri" w:hAnsi="Calibri" w:cs="Calibri"/>
-          <w:sz w:val="36"/>
-          <w:szCs w:val="36"/>
+          <w:sz w:val="34"/>
+          <w:szCs w:val="34"/>
         </w:rPr>
         <w:t>Then hit save</w:t>
       </w:r>
@@ -1721,41 +1748,41 @@
         <w:jc w:val="both"/>
         <w:rPr>
           <w:rFonts w:ascii="Calibri" w:hAnsi="Calibri" w:cs="Calibri"/>
-          <w:sz w:val="36"/>
-          <w:szCs w:val="36"/>
-        </w:rPr>
-      </w:pPr>
-    </w:p>
-    <w:p>
-      <w:pPr>
-        <w:jc w:val="both"/>
-        <w:rPr>
-          <w:rFonts w:ascii="Calibri" w:hAnsi="Calibri" w:cs="Calibri"/>
-          <w:sz w:val="36"/>
-          <w:szCs w:val="36"/>
-        </w:rPr>
-      </w:pPr>
-      <w:r>
-        <w:rPr>
-          <w:rFonts w:ascii="Calibri" w:hAnsi="Calibri" w:cs="Calibri"/>
-          <w:sz w:val="36"/>
-          <w:szCs w:val="36"/>
+          <w:sz w:val="34"/>
+          <w:szCs w:val="34"/>
+        </w:rPr>
+      </w:pPr>
+    </w:p>
+    <w:p>
+      <w:pPr>
+        <w:jc w:val="both"/>
+        <w:rPr>
+          <w:rFonts w:ascii="Calibri" w:hAnsi="Calibri" w:cs="Calibri"/>
+          <w:sz w:val="34"/>
+          <w:szCs w:val="34"/>
+        </w:rPr>
+      </w:pPr>
+      <w:r>
+        <w:rPr>
+          <w:rFonts w:ascii="Calibri" w:hAnsi="Calibri" w:cs="Calibri"/>
+          <w:sz w:val="34"/>
+          <w:szCs w:val="34"/>
         </w:rPr>
         <w:t>Run</w:t>
       </w:r>
       <w:r>
         <w:rPr>
           <w:rFonts w:ascii="Calibri" w:hAnsi="Calibri" w:cs="Calibri"/>
-          <w:sz w:val="36"/>
-          <w:szCs w:val="36"/>
+          <w:sz w:val="34"/>
+          <w:szCs w:val="34"/>
         </w:rPr>
         <w:t xml:space="preserve"> and Save</w:t>
       </w:r>
       <w:r>
         <w:rPr>
           <w:rFonts w:ascii="Calibri" w:hAnsi="Calibri" w:cs="Calibri"/>
-          <w:sz w:val="36"/>
-          <w:szCs w:val="36"/>
+          <w:sz w:val="34"/>
+          <w:szCs w:val="34"/>
         </w:rPr>
         <w:t>:</w:t>
       </w:r>
@@ -1765,31 +1792,31 @@
         <w:jc w:val="both"/>
         <w:rPr>
           <w:rFonts w:ascii="Calibri" w:hAnsi="Calibri" w:cs="Calibri"/>
-          <w:sz w:val="36"/>
-          <w:szCs w:val="36"/>
-        </w:rPr>
-      </w:pPr>
-      <w:r>
-        <w:rPr>
-          <w:rFonts w:ascii="Calibri" w:hAnsi="Calibri" w:cs="Calibri"/>
-          <w:sz w:val="36"/>
-          <w:szCs w:val="36"/>
+          <w:sz w:val="34"/>
+          <w:szCs w:val="34"/>
+        </w:rPr>
+      </w:pPr>
+      <w:r>
+        <w:rPr>
+          <w:rFonts w:ascii="Calibri" w:hAnsi="Calibri" w:cs="Calibri"/>
+          <w:sz w:val="34"/>
+          <w:szCs w:val="34"/>
         </w:rPr>
         <w:t xml:space="preserve"># Click on the play button to execute it once. </w:t>
       </w:r>
       <w:r>
         <w:rPr>
           <w:rFonts w:ascii="Calibri" w:hAnsi="Calibri" w:cs="Calibri"/>
-          <w:sz w:val="36"/>
-          <w:szCs w:val="36"/>
+          <w:sz w:val="34"/>
+          <w:szCs w:val="34"/>
         </w:rPr>
         <w:t>And save it by clicking on the save icon</w:t>
       </w:r>
       <w:r>
         <w:rPr>
           <w:rFonts w:ascii="Calibri" w:hAnsi="Calibri" w:cs="Calibri"/>
-          <w:sz w:val="36"/>
-          <w:szCs w:val="36"/>
+          <w:sz w:val="34"/>
+          <w:szCs w:val="34"/>
         </w:rPr>
         <w:t>.</w:t>
       </w:r>
@@ -1799,15 +1826,15 @@
         <w:jc w:val="both"/>
         <w:rPr>
           <w:rFonts w:ascii="Calibri" w:hAnsi="Calibri" w:cs="Calibri"/>
-          <w:sz w:val="36"/>
-          <w:szCs w:val="36"/>
-        </w:rPr>
-      </w:pPr>
-      <w:r>
-        <w:rPr>
-          <w:rFonts w:ascii="Calibri" w:hAnsi="Calibri" w:cs="Calibri"/>
-          <w:sz w:val="36"/>
-          <w:szCs w:val="36"/>
+          <w:sz w:val="34"/>
+          <w:szCs w:val="34"/>
+        </w:rPr>
+      </w:pPr>
+      <w:r>
+        <w:rPr>
+          <w:rFonts w:ascii="Calibri" w:hAnsi="Calibri" w:cs="Calibri"/>
+          <w:sz w:val="34"/>
+          <w:szCs w:val="34"/>
         </w:rPr>
         <w:t># We can also click on bulb icon to see the workflow simulation.</w:t>
       </w:r>
@@ -1817,15 +1844,15 @@
         <w:jc w:val="both"/>
         <w:rPr>
           <w:rFonts w:ascii="Calibri" w:hAnsi="Calibri" w:cs="Calibri"/>
-          <w:sz w:val="36"/>
-          <w:szCs w:val="36"/>
-        </w:rPr>
-      </w:pPr>
-      <w:r>
-        <w:rPr>
-          <w:rFonts w:ascii="Calibri" w:hAnsi="Calibri" w:cs="Calibri"/>
-          <w:sz w:val="36"/>
-          <w:szCs w:val="36"/>
+          <w:sz w:val="34"/>
+          <w:szCs w:val="34"/>
+        </w:rPr>
+      </w:pPr>
+      <w:r>
+        <w:rPr>
+          <w:rFonts w:ascii="Calibri" w:hAnsi="Calibri" w:cs="Calibri"/>
+          <w:sz w:val="34"/>
+          <w:szCs w:val="34"/>
         </w:rPr>
         <w:t># Then go back and we can see workspace inactive, toggle it to active to enable the workflow</w:t>
       </w:r>
@@ -1835,25 +1862,25 @@
         <w:jc w:val="both"/>
         <w:rPr>
           <w:rFonts w:ascii="Calibri" w:hAnsi="Calibri" w:cs="Calibri"/>
-          <w:sz w:val="36"/>
-          <w:szCs w:val="36"/>
-        </w:rPr>
-      </w:pPr>
-    </w:p>
-    <w:p>
-      <w:pPr>
-        <w:jc w:val="both"/>
-        <w:rPr>
-          <w:rFonts w:ascii="Calibri" w:hAnsi="Calibri" w:cs="Calibri"/>
-          <w:sz w:val="36"/>
-          <w:szCs w:val="36"/>
-        </w:rPr>
-      </w:pPr>
-      <w:r>
-        <w:rPr>
-          <w:rFonts w:ascii="Calibri" w:hAnsi="Calibri" w:cs="Calibri"/>
-          <w:sz w:val="36"/>
-          <w:szCs w:val="36"/>
+          <w:sz w:val="34"/>
+          <w:szCs w:val="34"/>
+        </w:rPr>
+      </w:pPr>
+    </w:p>
+    <w:p>
+      <w:pPr>
+        <w:jc w:val="both"/>
+        <w:rPr>
+          <w:rFonts w:ascii="Calibri" w:hAnsi="Calibri" w:cs="Calibri"/>
+          <w:sz w:val="34"/>
+          <w:szCs w:val="34"/>
+        </w:rPr>
+      </w:pPr>
+      <w:r>
+        <w:rPr>
+          <w:rFonts w:ascii="Calibri" w:hAnsi="Calibri" w:cs="Calibri"/>
+          <w:sz w:val="34"/>
+          <w:szCs w:val="34"/>
         </w:rPr>
         <w:t>Saving to Google Calendar in Detail:</w:t>
       </w:r>
@@ -1863,187 +1890,187 @@
         <w:jc w:val="both"/>
         <w:rPr>
           <w:rFonts w:ascii="Calibri" w:hAnsi="Calibri" w:cs="Calibri"/>
-          <w:sz w:val="36"/>
-          <w:szCs w:val="36"/>
-        </w:rPr>
-      </w:pPr>
-      <w:r>
-        <w:rPr>
-          <w:rFonts w:ascii="Calibri" w:hAnsi="Calibri" w:cs="Calibri"/>
-          <w:sz w:val="36"/>
-          <w:szCs w:val="36"/>
+          <w:sz w:val="34"/>
+          <w:szCs w:val="34"/>
+        </w:rPr>
+      </w:pPr>
+      <w:r>
+        <w:rPr>
+          <w:rFonts w:ascii="Calibri" w:hAnsi="Calibri" w:cs="Calibri"/>
+          <w:sz w:val="34"/>
+          <w:szCs w:val="34"/>
+        </w:rPr>
+        <w:t xml:space="preserve"># </w:t>
+      </w:r>
+      <w:r>
+        <w:rPr>
+          <w:rFonts w:ascii="Calibri" w:hAnsi="Calibri" w:cs="Calibri"/>
+          <w:sz w:val="34"/>
+          <w:szCs w:val="34"/>
+        </w:rPr>
+        <w:t xml:space="preserve">Open </w:t>
+      </w:r>
+      <w:r>
+        <w:rPr>
+          <w:rFonts w:ascii="Calibri" w:hAnsi="Calibri" w:cs="Calibri"/>
+          <w:b/>
+          <w:bCs/>
+          <w:sz w:val="34"/>
+          <w:szCs w:val="34"/>
+        </w:rPr>
+        <w:t>Google Calendar</w:t>
+      </w:r>
+      <w:r>
+        <w:rPr>
+          <w:rFonts w:ascii="Calibri" w:hAnsi="Calibri" w:cs="Calibri"/>
+          <w:sz w:val="34"/>
+          <w:szCs w:val="34"/>
+        </w:rPr>
+        <w:t xml:space="preserve"> module, in </w:t>
+      </w:r>
+      <w:r>
+        <w:rPr>
+          <w:rFonts w:ascii="Calibri" w:hAnsi="Calibri" w:cs="Calibri"/>
+          <w:b/>
+          <w:bCs/>
+          <w:sz w:val="34"/>
+          <w:szCs w:val="34"/>
+        </w:rPr>
+        <w:t>Create an Event</w:t>
+      </w:r>
+      <w:r>
+        <w:rPr>
+          <w:rFonts w:ascii="Calibri" w:hAnsi="Calibri" w:cs="Calibri"/>
+          <w:sz w:val="34"/>
+          <w:szCs w:val="34"/>
+        </w:rPr>
+        <w:t xml:space="preserve"> section select</w:t>
+      </w:r>
+      <w:r>
+        <w:rPr>
+          <w:rFonts w:ascii="Calibri" w:hAnsi="Calibri" w:cs="Calibri"/>
+          <w:b/>
+          <w:bCs/>
+          <w:sz w:val="34"/>
+          <w:szCs w:val="34"/>
+        </w:rPr>
+        <w:t xml:space="preserve"> In Detail</w:t>
+      </w:r>
+      <w:r>
+        <w:rPr>
+          <w:rFonts w:ascii="Calibri" w:hAnsi="Calibri" w:cs="Calibri"/>
+          <w:sz w:val="34"/>
+          <w:szCs w:val="34"/>
+        </w:rPr>
+        <w:t xml:space="preserve">. Then in </w:t>
+      </w:r>
+      <w:r>
+        <w:rPr>
+          <w:rFonts w:ascii="Calibri" w:hAnsi="Calibri" w:cs="Calibri"/>
+          <w:b/>
+          <w:bCs/>
+          <w:sz w:val="34"/>
+          <w:szCs w:val="34"/>
+        </w:rPr>
+        <w:t>Calendar ID</w:t>
+      </w:r>
+      <w:r>
+        <w:rPr>
+          <w:rFonts w:ascii="Calibri" w:hAnsi="Calibri" w:cs="Calibri"/>
+          <w:sz w:val="34"/>
+          <w:szCs w:val="34"/>
+        </w:rPr>
+        <w:t xml:space="preserve"> select our email (primary calendar)</w:t>
+      </w:r>
+    </w:p>
+    <w:p>
+      <w:pPr>
+        <w:jc w:val="both"/>
+        <w:rPr>
+          <w:rFonts w:ascii="Calibri" w:hAnsi="Calibri" w:cs="Calibri"/>
+          <w:sz w:val="34"/>
+          <w:szCs w:val="34"/>
+        </w:rPr>
+      </w:pPr>
+      <w:r>
+        <w:rPr>
+          <w:rFonts w:ascii="Calibri" w:hAnsi="Calibri" w:cs="Calibri"/>
+          <w:sz w:val="34"/>
+          <w:szCs w:val="34"/>
+        </w:rPr>
+        <w:t xml:space="preserve"># Then in </w:t>
+      </w:r>
+      <w:r>
+        <w:rPr>
+          <w:rFonts w:ascii="Calibri" w:hAnsi="Calibri" w:cs="Calibri"/>
+          <w:b/>
+          <w:bCs/>
+          <w:sz w:val="34"/>
+          <w:szCs w:val="34"/>
+        </w:rPr>
+        <w:t>Event Name</w:t>
+      </w:r>
+      <w:r>
+        <w:rPr>
+          <w:rFonts w:ascii="Calibri" w:hAnsi="Calibri" w:cs="Calibri"/>
+          <w:sz w:val="34"/>
+          <w:szCs w:val="34"/>
+        </w:rPr>
+        <w:t xml:space="preserve"> we add custom text, drag-and-drop name, topic of meeting. Also, in </w:t>
+      </w:r>
+      <w:r>
+        <w:rPr>
+          <w:rFonts w:ascii="Calibri" w:hAnsi="Calibri" w:cs="Calibri"/>
+          <w:b/>
+          <w:bCs/>
+          <w:sz w:val="34"/>
+          <w:szCs w:val="34"/>
+        </w:rPr>
+        <w:t>Start Date</w:t>
+      </w:r>
+      <w:r>
+        <w:rPr>
+          <w:rFonts w:ascii="Calibri" w:hAnsi="Calibri" w:cs="Calibri"/>
+          <w:sz w:val="34"/>
+          <w:szCs w:val="34"/>
+        </w:rPr>
+        <w:t xml:space="preserve"> drag-and-drop preferred date from form and preferred start time. Similarly drop preferred date for</w:t>
+      </w:r>
+      <w:r>
+        <w:rPr>
+          <w:rFonts w:ascii="Calibri" w:hAnsi="Calibri" w:cs="Calibri"/>
+          <w:b/>
+          <w:bCs/>
+          <w:sz w:val="34"/>
+          <w:szCs w:val="34"/>
+        </w:rPr>
+        <w:t xml:space="preserve"> End Date</w:t>
+      </w:r>
+      <w:r>
+        <w:rPr>
+          <w:rFonts w:ascii="Calibri" w:hAnsi="Calibri" w:cs="Calibri"/>
+          <w:sz w:val="34"/>
+          <w:szCs w:val="34"/>
+        </w:rPr>
+        <w:t xml:space="preserve"> and also drop preferred end time.</w:t>
+      </w:r>
+    </w:p>
+    <w:p>
+      <w:pPr>
+        <w:jc w:val="both"/>
+        <w:rPr>
+          <w:rFonts w:ascii="Calibri" w:hAnsi="Calibri" w:cs="Calibri"/>
+          <w:sz w:val="34"/>
+          <w:szCs w:val="34"/>
+        </w:rPr>
+      </w:pPr>
+      <w:r>
+        <w:rPr>
+          <w:rFonts w:ascii="Calibri" w:hAnsi="Calibri" w:cs="Calibri"/>
+          <w:sz w:val="34"/>
+          <w:szCs w:val="34"/>
         </w:rPr>
         <w:lastRenderedPageBreak/>
-        <w:t xml:space="preserve"># </w:t>
-      </w:r>
-      <w:r>
-        <w:rPr>
-          <w:rFonts w:ascii="Calibri" w:hAnsi="Calibri" w:cs="Calibri"/>
-          <w:sz w:val="36"/>
-          <w:szCs w:val="36"/>
-        </w:rPr>
-        <w:t xml:space="preserve">Open </w:t>
-      </w:r>
-      <w:r>
-        <w:rPr>
-          <w:rFonts w:ascii="Calibri" w:hAnsi="Calibri" w:cs="Calibri"/>
-          <w:b/>
-          <w:bCs/>
-          <w:sz w:val="36"/>
-          <w:szCs w:val="36"/>
-        </w:rPr>
-        <w:t>Google Calendar</w:t>
-      </w:r>
-      <w:r>
-        <w:rPr>
-          <w:rFonts w:ascii="Calibri" w:hAnsi="Calibri" w:cs="Calibri"/>
-          <w:sz w:val="36"/>
-          <w:szCs w:val="36"/>
-        </w:rPr>
-        <w:t xml:space="preserve"> module, in </w:t>
-      </w:r>
-      <w:r>
-        <w:rPr>
-          <w:rFonts w:ascii="Calibri" w:hAnsi="Calibri" w:cs="Calibri"/>
-          <w:b/>
-          <w:bCs/>
-          <w:sz w:val="36"/>
-          <w:szCs w:val="36"/>
-        </w:rPr>
-        <w:t>Create an Event</w:t>
-      </w:r>
-      <w:r>
-        <w:rPr>
-          <w:rFonts w:ascii="Calibri" w:hAnsi="Calibri" w:cs="Calibri"/>
-          <w:sz w:val="36"/>
-          <w:szCs w:val="36"/>
-        </w:rPr>
-        <w:t xml:space="preserve"> section select</w:t>
-      </w:r>
-      <w:r>
-        <w:rPr>
-          <w:rFonts w:ascii="Calibri" w:hAnsi="Calibri" w:cs="Calibri"/>
-          <w:b/>
-          <w:bCs/>
-          <w:sz w:val="36"/>
-          <w:szCs w:val="36"/>
-        </w:rPr>
-        <w:t xml:space="preserve"> In Detail</w:t>
-      </w:r>
-      <w:r>
-        <w:rPr>
-          <w:rFonts w:ascii="Calibri" w:hAnsi="Calibri" w:cs="Calibri"/>
-          <w:sz w:val="36"/>
-          <w:szCs w:val="36"/>
-        </w:rPr>
-        <w:t xml:space="preserve">. Then in </w:t>
-      </w:r>
-      <w:r>
-        <w:rPr>
-          <w:rFonts w:ascii="Calibri" w:hAnsi="Calibri" w:cs="Calibri"/>
-          <w:b/>
-          <w:bCs/>
-          <w:sz w:val="36"/>
-          <w:szCs w:val="36"/>
-        </w:rPr>
-        <w:t>Calendar ID</w:t>
-      </w:r>
-      <w:r>
-        <w:rPr>
-          <w:rFonts w:ascii="Calibri" w:hAnsi="Calibri" w:cs="Calibri"/>
-          <w:sz w:val="36"/>
-          <w:szCs w:val="36"/>
-        </w:rPr>
-        <w:t xml:space="preserve"> select our email (primary calendar)</w:t>
-      </w:r>
-    </w:p>
-    <w:p>
-      <w:pPr>
-        <w:jc w:val="both"/>
-        <w:rPr>
-          <w:rFonts w:ascii="Calibri" w:hAnsi="Calibri" w:cs="Calibri"/>
-          <w:sz w:val="36"/>
-          <w:szCs w:val="36"/>
-        </w:rPr>
-      </w:pPr>
-      <w:r>
-        <w:rPr>
-          <w:rFonts w:ascii="Calibri" w:hAnsi="Calibri" w:cs="Calibri"/>
-          <w:sz w:val="36"/>
-          <w:szCs w:val="36"/>
-        </w:rPr>
-        <w:t xml:space="preserve"># Then in </w:t>
-      </w:r>
-      <w:r>
-        <w:rPr>
-          <w:rFonts w:ascii="Calibri" w:hAnsi="Calibri" w:cs="Calibri"/>
-          <w:b/>
-          <w:bCs/>
-          <w:sz w:val="36"/>
-          <w:szCs w:val="36"/>
-        </w:rPr>
-        <w:t>Event Name</w:t>
-      </w:r>
-      <w:r>
-        <w:rPr>
-          <w:rFonts w:ascii="Calibri" w:hAnsi="Calibri" w:cs="Calibri"/>
-          <w:sz w:val="36"/>
-          <w:szCs w:val="36"/>
-        </w:rPr>
-        <w:t xml:space="preserve"> we add custom text, drag-and-drop name, topic of meeting. Also, in </w:t>
-      </w:r>
-      <w:r>
-        <w:rPr>
-          <w:rFonts w:ascii="Calibri" w:hAnsi="Calibri" w:cs="Calibri"/>
-          <w:b/>
-          <w:bCs/>
-          <w:sz w:val="36"/>
-          <w:szCs w:val="36"/>
-        </w:rPr>
-        <w:t>Start Date</w:t>
-      </w:r>
-      <w:r>
-        <w:rPr>
-          <w:rFonts w:ascii="Calibri" w:hAnsi="Calibri" w:cs="Calibri"/>
-          <w:sz w:val="36"/>
-          <w:szCs w:val="36"/>
-        </w:rPr>
-        <w:t xml:space="preserve"> drag-and-drop preferred date from form and preferred start time. Similarly drop preferred date for</w:t>
-      </w:r>
-      <w:r>
-        <w:rPr>
-          <w:rFonts w:ascii="Calibri" w:hAnsi="Calibri" w:cs="Calibri"/>
-          <w:b/>
-          <w:bCs/>
-          <w:sz w:val="36"/>
-          <w:szCs w:val="36"/>
-        </w:rPr>
-        <w:t xml:space="preserve"> End Date</w:t>
-      </w:r>
-      <w:r>
-        <w:rPr>
-          <w:rFonts w:ascii="Calibri" w:hAnsi="Calibri" w:cs="Calibri"/>
-          <w:sz w:val="36"/>
-          <w:szCs w:val="36"/>
-        </w:rPr>
-        <w:t xml:space="preserve"> and also drop preferred end time.</w:t>
-      </w:r>
-    </w:p>
-    <w:p>
-      <w:pPr>
-        <w:jc w:val="both"/>
-        <w:rPr>
-          <w:rFonts w:ascii="Calibri" w:hAnsi="Calibri" w:cs="Calibri"/>
-          <w:sz w:val="36"/>
-          <w:szCs w:val="36"/>
-        </w:rPr>
-      </w:pPr>
-      <w:r>
-        <w:rPr>
-          <w:rFonts w:ascii="Calibri" w:hAnsi="Calibri" w:cs="Calibri"/>
-          <w:sz w:val="36"/>
-          <w:szCs w:val="36"/>
-        </w:rPr>
         <w:t># Then click save and we are done.</w:t>
       </w:r>
     </w:p>
@@ -2052,15 +2079,15 @@
         <w:jc w:val="both"/>
         <w:rPr>
           <w:rFonts w:ascii="Calibri" w:hAnsi="Calibri" w:cs="Calibri"/>
-          <w:sz w:val="36"/>
-          <w:szCs w:val="36"/>
-        </w:rPr>
-      </w:pPr>
-      <w:r>
-        <w:rPr>
-          <w:rFonts w:ascii="Calibri" w:hAnsi="Calibri" w:cs="Calibri"/>
-          <w:sz w:val="36"/>
-          <w:szCs w:val="36"/>
+          <w:sz w:val="34"/>
+          <w:szCs w:val="34"/>
+        </w:rPr>
+      </w:pPr>
+      <w:r>
+        <w:rPr>
+          <w:rFonts w:ascii="Calibri" w:hAnsi="Calibri" w:cs="Calibri"/>
+          <w:sz w:val="34"/>
+          <w:szCs w:val="34"/>
         </w:rPr>
         <w:t># We can also customize it furthermore.</w:t>
       </w:r>
@@ -2070,85 +2097,85 @@
         <w:jc w:val="both"/>
         <w:rPr>
           <w:rFonts w:ascii="Calibri" w:hAnsi="Calibri" w:cs="Calibri"/>
-          <w:sz w:val="36"/>
-          <w:szCs w:val="36"/>
-        </w:rPr>
-      </w:pPr>
-    </w:p>
-    <w:p>
-      <w:pPr>
-        <w:jc w:val="both"/>
-        <w:rPr>
-          <w:rFonts w:ascii="Calibri" w:hAnsi="Calibri" w:cs="Calibri"/>
-          <w:sz w:val="36"/>
-          <w:szCs w:val="36"/>
-        </w:rPr>
-      </w:pPr>
-    </w:p>
-    <w:p>
-      <w:pPr>
-        <w:jc w:val="both"/>
-        <w:rPr>
-          <w:rFonts w:ascii="Calibri" w:hAnsi="Calibri" w:cs="Calibri"/>
-          <w:sz w:val="36"/>
-          <w:szCs w:val="36"/>
-        </w:rPr>
-      </w:pPr>
-    </w:p>
-    <w:p>
-      <w:pPr>
-        <w:jc w:val="both"/>
-        <w:rPr>
-          <w:rFonts w:ascii="Calibri" w:hAnsi="Calibri" w:cs="Calibri"/>
-          <w:sz w:val="36"/>
-          <w:szCs w:val="36"/>
-        </w:rPr>
-      </w:pPr>
-    </w:p>
-    <w:p>
-      <w:pPr>
-        <w:jc w:val="both"/>
-        <w:rPr>
-          <w:rFonts w:ascii="Calibri" w:hAnsi="Calibri" w:cs="Calibri"/>
-          <w:sz w:val="36"/>
-          <w:szCs w:val="36"/>
-        </w:rPr>
-      </w:pPr>
-    </w:p>
-    <w:p>
-      <w:pPr>
-        <w:jc w:val="both"/>
-        <w:rPr>
-          <w:rFonts w:ascii="Calibri" w:hAnsi="Calibri" w:cs="Calibri"/>
-          <w:sz w:val="36"/>
-          <w:szCs w:val="36"/>
-        </w:rPr>
-      </w:pPr>
-    </w:p>
-    <w:p>
-      <w:pPr>
-        <w:jc w:val="both"/>
-        <w:rPr>
-          <w:rFonts w:ascii="Calibri" w:hAnsi="Calibri" w:cs="Calibri"/>
-          <w:sz w:val="36"/>
-          <w:szCs w:val="36"/>
-        </w:rPr>
-      </w:pPr>
-    </w:p>
-    <w:p>
-      <w:pPr>
-        <w:jc w:val="both"/>
-        <w:rPr>
-          <w:rFonts w:ascii="Calibri" w:hAnsi="Calibri" w:cs="Calibri"/>
-          <w:sz w:val="36"/>
-          <w:szCs w:val="36"/>
-        </w:rPr>
-      </w:pPr>
-      <w:r>
-        <w:rPr>
-          <w:rFonts w:ascii="Calibri" w:hAnsi="Calibri" w:cs="Calibri"/>
-          <w:sz w:val="36"/>
-          <w:szCs w:val="36"/>
+          <w:sz w:val="34"/>
+          <w:szCs w:val="34"/>
+        </w:rPr>
+      </w:pPr>
+    </w:p>
+    <w:p>
+      <w:pPr>
+        <w:jc w:val="both"/>
+        <w:rPr>
+          <w:rFonts w:ascii="Calibri" w:hAnsi="Calibri" w:cs="Calibri"/>
+          <w:sz w:val="34"/>
+          <w:szCs w:val="34"/>
+        </w:rPr>
+      </w:pPr>
+    </w:p>
+    <w:p>
+      <w:pPr>
+        <w:jc w:val="both"/>
+        <w:rPr>
+          <w:rFonts w:ascii="Calibri" w:hAnsi="Calibri" w:cs="Calibri"/>
+          <w:sz w:val="34"/>
+          <w:szCs w:val="34"/>
+        </w:rPr>
+      </w:pPr>
+    </w:p>
+    <w:p>
+      <w:pPr>
+        <w:jc w:val="both"/>
+        <w:rPr>
+          <w:rFonts w:ascii="Calibri" w:hAnsi="Calibri" w:cs="Calibri"/>
+          <w:sz w:val="34"/>
+          <w:szCs w:val="34"/>
+        </w:rPr>
+      </w:pPr>
+    </w:p>
+    <w:p>
+      <w:pPr>
+        <w:jc w:val="both"/>
+        <w:rPr>
+          <w:rFonts w:ascii="Calibri" w:hAnsi="Calibri" w:cs="Calibri"/>
+          <w:sz w:val="34"/>
+          <w:szCs w:val="34"/>
+        </w:rPr>
+      </w:pPr>
+    </w:p>
+    <w:p>
+      <w:pPr>
+        <w:jc w:val="both"/>
+        <w:rPr>
+          <w:rFonts w:ascii="Calibri" w:hAnsi="Calibri" w:cs="Calibri"/>
+          <w:sz w:val="34"/>
+          <w:szCs w:val="34"/>
+        </w:rPr>
+      </w:pPr>
+    </w:p>
+    <w:p>
+      <w:pPr>
+        <w:jc w:val="both"/>
+        <w:rPr>
+          <w:rFonts w:ascii="Calibri" w:hAnsi="Calibri" w:cs="Calibri"/>
+          <w:sz w:val="34"/>
+          <w:szCs w:val="34"/>
+        </w:rPr>
+      </w:pPr>
+    </w:p>
+    <w:p>
+      <w:pPr>
+        <w:jc w:val="both"/>
+        <w:rPr>
+          <w:rFonts w:ascii="Calibri" w:hAnsi="Calibri" w:cs="Calibri"/>
+          <w:sz w:val="34"/>
+          <w:szCs w:val="34"/>
+        </w:rPr>
+      </w:pPr>
+      <w:r>
+        <w:rPr>
+          <w:rFonts w:ascii="Calibri" w:hAnsi="Calibri" w:cs="Calibri"/>
+          <w:sz w:val="34"/>
+          <w:szCs w:val="34"/>
         </w:rPr>
         <w:t xml:space="preserve"> </w:t>
       </w:r>
@@ -2158,18 +2185,18 @@
         <w:jc w:val="both"/>
         <w:rPr>
           <w:rFonts w:ascii="Calibri" w:hAnsi="Calibri" w:cs="Calibri"/>
-          <w:sz w:val="36"/>
-          <w:szCs w:val="36"/>
-        </w:rPr>
-      </w:pPr>
-    </w:p>
-    <w:p>
-      <w:pPr>
-        <w:jc w:val="both"/>
-        <w:rPr>
-          <w:rFonts w:ascii="Calibri" w:hAnsi="Calibri" w:cs="Calibri"/>
-          <w:sz w:val="36"/>
-          <w:szCs w:val="36"/>
+          <w:sz w:val="34"/>
+          <w:szCs w:val="34"/>
+        </w:rPr>
+      </w:pPr>
+    </w:p>
+    <w:p>
+      <w:pPr>
+        <w:jc w:val="both"/>
+        <w:rPr>
+          <w:rFonts w:ascii="Calibri" w:hAnsi="Calibri" w:cs="Calibri"/>
+          <w:sz w:val="34"/>
+          <w:szCs w:val="34"/>
         </w:rPr>
       </w:pPr>
     </w:p>
